--- a/applications/feminist-ai/documents/feminist-ai_word.docx
+++ b/applications/feminist-ai/documents/feminist-ai_word.docx
@@ -4,7 +4,7 @@
   <w:body>
     <w:p>
       <w:pPr>
-        <w:spacing w:after="80" w:before="0" w:line="288" w:lineRule="auto"/>
+        <w:spacing w:after="80" w:line="293" w:lineRule="auto"/>
         <w:jc w:val="center"/>
       </w:pPr>
       <w:r>
@@ -15,28 +15,12 @@
           <w:color w:val="0D6E6E"/>
           <w:sz w:val="24"/>
         </w:rPr>
-        <w:t>Young Feminist AI School 2026 (UN Women)</w:t>
+        <w:t>Young Feminist AI School 2026 — UN Women</w:t>
       </w:r>
     </w:p>
     <w:p>
       <w:pPr>
-        <w:spacing w:after="240" w:before="0" w:line="288" w:lineRule="auto"/>
-        <w:jc w:val="center"/>
-      </w:pPr>
-      <w:r>
-        <w:rPr>
-          <w:rFonts w:ascii="Calibri" w:hAnsi="Calibri" w:eastAsia="Calibri"/>
-          <w:b w:val="0"/>
-          <w:i w:val="0"/>
-          <w:color w:val="3A4A54"/>
-          <w:sz w:val="22"/>
-        </w:rPr>
-        <w:t>Win-Win Application Pack</w:t>
-      </w:r>
-    </w:p>
-    <w:p>
-      <w:pPr>
-        <w:spacing w:after="80" w:before="0" w:line="288" w:lineRule="auto"/>
+        <w:spacing w:after="80" w:line="293" w:lineRule="auto"/>
         <w:jc w:val="center"/>
       </w:pPr>
       <w:r>
@@ -47,12 +31,12 @@
           <w:color w:val="0A1F2E"/>
           <w:sz w:val="44"/>
         </w:rPr>
-        <w:t>Gender-Responsive AI for Community Health</w:t>
+        <w:t>Learning Plan &amp; Gender-Responsive AI Project</w:t>
       </w:r>
     </w:p>
     <w:p>
       <w:pPr>
-        <w:spacing w:after="80" w:before="0" w:line="288" w:lineRule="auto"/>
+        <w:spacing w:after="80" w:line="293" w:lineRule="auto"/>
         <w:jc w:val="center"/>
       </w:pPr>
       <w:r>
@@ -61,14 +45,14 @@
           <w:b/>
           <w:i/>
           <w:color w:val="C45C26"/>
-          <w:sz w:val="24"/>
+          <w:sz w:val="26"/>
         </w:rPr>
-        <w:t>Practical AI skills that put women, girls, and mothers at the centre of FCHIP</w:t>
+        <w:t>FairBanks Community Health Intelligence Platform (FCHIP)</w:t>
       </w:r>
     </w:p>
     <w:p>
       <w:pPr>
-        <w:spacing w:after="200" w:before="0" w:line="288" w:lineRule="auto"/>
+        <w:spacing w:after="200" w:line="293" w:lineRule="auto"/>
         <w:jc w:val="center"/>
       </w:pPr>
       <w:r>
@@ -84,13 +68,12 @@
     </w:p>
     <w:p>
       <w:pPr>
-        <w:spacing w:before="80" w:after="40"/>
         <w:jc w:val="center"/>
       </w:pPr>
       <w:r>
         <w:drawing>
           <wp:inline xmlns:a="http://schemas.openxmlformats.org/drawingml/2006/main" xmlns:pic="http://schemas.openxmlformats.org/drawingml/2006/picture">
-            <wp:extent cx="5205224" cy="2926079"/>
+            <wp:extent cx="5530551" cy="3108960"/>
             <wp:docPr id="1" name="Picture 1"/>
             <wp:cNvGraphicFramePr>
               <a:graphicFrameLocks noChangeAspect="1"/>
@@ -111,7 +94,7 @@
                   <pic:spPr>
                     <a:xfrm>
                       <a:off x="0" y="0"/>
-                      <a:ext cx="5205224" cy="2926079"/>
+                      <a:ext cx="5530551" cy="3108960"/>
                     </a:xfrm>
                     <a:prstGeom prst="rect"/>
                   </pic:spPr>
@@ -124,7 +107,7 @@
     </w:p>
     <w:p>
       <w:pPr>
-        <w:spacing w:after="200" w:before="40" w:line="288" w:lineRule="auto"/>
+        <w:spacing w:after="200" w:line="293" w:lineRule="auto"/>
         <w:jc w:val="center"/>
       </w:pPr>
       <w:r>
@@ -135,330 +118,12 @@
           <w:color w:val="3A4A54"/>
           <w:sz w:val="18"/>
         </w:rPr>
-        <w:t>FairBanks Community Reach — Health for All — Obulamu eri Bonna · Afya kwa Wote · Oburamu bwa Boona</w:t>
+        <w:t>Community health ecosystem — intelligence with dignity</w:t>
       </w:r>
     </w:p>
-    <w:tbl>
-      <w:tblPr>
-        <w:tblW w:type="auto" w:w="0"/>
-        <w:jc w:val="center"/>
-        <w:tblLook w:firstColumn="1" w:firstRow="1" w:lastColumn="0" w:lastRow="0" w:noHBand="0" w:noVBand="1" w:val="04A0"/>
-      </w:tblPr>
-      <w:tblGrid>
-        <w:gridCol w:w="4896"/>
-        <w:gridCol w:w="4896"/>
-      </w:tblGrid>
-      <w:tr>
-        <w:tc>
-          <w:tcPr>
-            <w:tcW w:type="dxa" w:w="2304"/>
-            <w:shd w:fill="0D6E6E"/>
-            <w:tcBorders>
-              <w:top w:val="single" w:sz="8" w:color="0D6E6E"/>
-              <w:left w:val="single" w:sz="8" w:color="0D6E6E"/>
-              <w:bottom w:val="single" w:sz="8" w:color="0D6E6E"/>
-              <w:right w:val="single" w:sz="8" w:color="0D6E6E"/>
-            </w:tcBorders>
-          </w:tcPr>
-          <w:p>
-            <w:r/>
-            <w:r>
-              <w:rPr>
-                <w:rFonts w:ascii="Calibri" w:hAnsi="Calibri" w:eastAsia="Calibri"/>
-                <w:b/>
-                <w:i w:val="0"/>
-                <w:color w:val="FFFFFF"/>
-                <w:sz w:val="20"/>
-              </w:rPr>
-              <w:t>Item</w:t>
-            </w:r>
-          </w:p>
-        </w:tc>
-        <w:tc>
-          <w:tcPr>
-            <w:tcW w:type="dxa" w:w="6912"/>
-            <w:shd w:fill="0D6E6E"/>
-            <w:tcBorders>
-              <w:top w:val="single" w:sz="8" w:color="0D6E6E"/>
-              <w:left w:val="single" w:sz="8" w:color="0D6E6E"/>
-              <w:bottom w:val="single" w:sz="8" w:color="0D6E6E"/>
-              <w:right w:val="single" w:sz="8" w:color="0D6E6E"/>
-            </w:tcBorders>
-          </w:tcPr>
-          <w:p>
-            <w:r/>
-            <w:r>
-              <w:rPr>
-                <w:rFonts w:ascii="Calibri" w:hAnsi="Calibri" w:eastAsia="Calibri"/>
-                <w:b/>
-                <w:i w:val="0"/>
-                <w:color w:val="FFFFFF"/>
-                <w:sz w:val="20"/>
-              </w:rPr>
-              <w:t>Detail</w:t>
-            </w:r>
-          </w:p>
-        </w:tc>
-      </w:tr>
-      <w:tr>
-        <w:tc>
-          <w:tcPr>
-            <w:tcW w:type="dxa" w:w="2304"/>
-            <w:tcBorders>
-              <w:top w:val="single" w:sz="8" w:color="D0DCDC"/>
-              <w:left w:val="single" w:sz="8" w:color="D0DCDC"/>
-              <w:bottom w:val="single" w:sz="8" w:color="D0DCDC"/>
-              <w:right w:val="single" w:sz="8" w:color="D0DCDC"/>
-            </w:tcBorders>
-          </w:tcPr>
-          <w:p>
-            <w:r/>
-            <w:r>
-              <w:rPr>
-                <w:rFonts w:ascii="Calibri" w:hAnsi="Calibri" w:eastAsia="Calibri"/>
-                <w:b w:val="0"/>
-                <w:i w:val="0"/>
-                <w:color w:val="1E2F38"/>
-                <w:sz w:val="20"/>
-              </w:rPr>
-              <w:t>Applicant</w:t>
-            </w:r>
-          </w:p>
-        </w:tc>
-        <w:tc>
-          <w:tcPr>
-            <w:tcW w:type="dxa" w:w="6912"/>
-            <w:tcBorders>
-              <w:top w:val="single" w:sz="8" w:color="D0DCDC"/>
-              <w:left w:val="single" w:sz="8" w:color="D0DCDC"/>
-              <w:bottom w:val="single" w:sz="8" w:color="D0DCDC"/>
-              <w:right w:val="single" w:sz="8" w:color="D0DCDC"/>
-            </w:tcBorders>
-          </w:tcPr>
-          <w:p>
-            <w:r/>
-            <w:r>
-              <w:rPr>
-                <w:rFonts w:ascii="Calibri" w:hAnsi="Calibri" w:eastAsia="Calibri"/>
-                <w:b w:val="0"/>
-                <w:i w:val="0"/>
-                <w:color w:val="1E2F38"/>
-                <w:sz w:val="20"/>
-              </w:rPr>
-              <w:t>FairBanks team member(s) aged 18–30 — Uganda</w:t>
-            </w:r>
-          </w:p>
-        </w:tc>
-      </w:tr>
-      <w:tr>
-        <w:tc>
-          <w:tcPr>
-            <w:tcW w:type="dxa" w:w="2304"/>
-            <w:shd w:fill="F7F5F0"/>
-            <w:tcBorders>
-              <w:top w:val="single" w:sz="8" w:color="D0DCDC"/>
-              <w:left w:val="single" w:sz="8" w:color="D0DCDC"/>
-              <w:bottom w:val="single" w:sz="8" w:color="D0DCDC"/>
-              <w:right w:val="single" w:sz="8" w:color="D0DCDC"/>
-            </w:tcBorders>
-          </w:tcPr>
-          <w:p>
-            <w:r/>
-            <w:r>
-              <w:rPr>
-                <w:rFonts w:ascii="Calibri" w:hAnsi="Calibri" w:eastAsia="Calibri"/>
-                <w:b w:val="0"/>
-                <w:i w:val="0"/>
-                <w:color w:val="1E2F38"/>
-                <w:sz w:val="20"/>
-              </w:rPr>
-              <w:t>Programme</w:t>
-            </w:r>
-          </w:p>
-        </w:tc>
-        <w:tc>
-          <w:tcPr>
-            <w:tcW w:type="dxa" w:w="6912"/>
-            <w:shd w:fill="F7F5F0"/>
-            <w:tcBorders>
-              <w:top w:val="single" w:sz="8" w:color="D0DCDC"/>
-              <w:left w:val="single" w:sz="8" w:color="D0DCDC"/>
-              <w:bottom w:val="single" w:sz="8" w:color="D0DCDC"/>
-              <w:right w:val="single" w:sz="8" w:color="D0DCDC"/>
-            </w:tcBorders>
-          </w:tcPr>
-          <w:p>
-            <w:r/>
-            <w:r>
-              <w:rPr>
-                <w:rFonts w:ascii="Calibri" w:hAnsi="Calibri" w:eastAsia="Calibri"/>
-                <w:b w:val="0"/>
-                <w:i w:val="0"/>
-                <w:color w:val="1E2F38"/>
-                <w:sz w:val="20"/>
-              </w:rPr>
-              <w:t>Young Feminist AI School 2026 (UN Women)</w:t>
-            </w:r>
-          </w:p>
-        </w:tc>
-      </w:tr>
-      <w:tr>
-        <w:tc>
-          <w:tcPr>
-            <w:tcW w:type="dxa" w:w="2304"/>
-            <w:tcBorders>
-              <w:top w:val="single" w:sz="8" w:color="D0DCDC"/>
-              <w:left w:val="single" w:sz="8" w:color="D0DCDC"/>
-              <w:bottom w:val="single" w:sz="8" w:color="D0DCDC"/>
-              <w:right w:val="single" w:sz="8" w:color="D0DCDC"/>
-            </w:tcBorders>
-          </w:tcPr>
-          <w:p>
-            <w:r/>
-            <w:r>
-              <w:rPr>
-                <w:rFonts w:ascii="Calibri" w:hAnsi="Calibri" w:eastAsia="Calibri"/>
-                <w:b w:val="0"/>
-                <w:i w:val="0"/>
-                <w:color w:val="1E2F38"/>
-                <w:sz w:val="20"/>
-              </w:rPr>
-              <w:t>Deadline</w:t>
-            </w:r>
-          </w:p>
-        </w:tc>
-        <w:tc>
-          <w:tcPr>
-            <w:tcW w:type="dxa" w:w="6912"/>
-            <w:tcBorders>
-              <w:top w:val="single" w:sz="8" w:color="D0DCDC"/>
-              <w:left w:val="single" w:sz="8" w:color="D0DCDC"/>
-              <w:bottom w:val="single" w:sz="8" w:color="D0DCDC"/>
-              <w:right w:val="single" w:sz="8" w:color="D0DCDC"/>
-            </w:tcBorders>
-          </w:tcPr>
-          <w:p>
-            <w:r/>
-            <w:r>
-              <w:rPr>
-                <w:rFonts w:ascii="Calibri" w:hAnsi="Calibri" w:eastAsia="Calibri"/>
-                <w:b w:val="0"/>
-                <w:i w:val="0"/>
-                <w:color w:val="1E2F38"/>
-                <w:sz w:val="20"/>
-              </w:rPr>
-              <w:t>28 July 2026</w:t>
-            </w:r>
-          </w:p>
-        </w:tc>
-      </w:tr>
-      <w:tr>
-        <w:tc>
-          <w:tcPr>
-            <w:tcW w:type="dxa" w:w="2304"/>
-            <w:shd w:fill="F7F5F0"/>
-            <w:tcBorders>
-              <w:top w:val="single" w:sz="8" w:color="D0DCDC"/>
-              <w:left w:val="single" w:sz="8" w:color="D0DCDC"/>
-              <w:bottom w:val="single" w:sz="8" w:color="D0DCDC"/>
-              <w:right w:val="single" w:sz="8" w:color="D0DCDC"/>
-            </w:tcBorders>
-          </w:tcPr>
-          <w:p>
-            <w:r/>
-            <w:r>
-              <w:rPr>
-                <w:rFonts w:ascii="Calibri" w:hAnsi="Calibri" w:eastAsia="Calibri"/>
-                <w:b w:val="0"/>
-                <w:i w:val="0"/>
-                <w:color w:val="1E2F38"/>
-                <w:sz w:val="20"/>
-              </w:rPr>
-              <w:t>Geography</w:t>
-            </w:r>
-          </w:p>
-        </w:tc>
-        <w:tc>
-          <w:tcPr>
-            <w:tcW w:type="dxa" w:w="6912"/>
-            <w:shd w:fill="F7F5F0"/>
-            <w:tcBorders>
-              <w:top w:val="single" w:sz="8" w:color="D0DCDC"/>
-              <w:left w:val="single" w:sz="8" w:color="D0DCDC"/>
-              <w:bottom w:val="single" w:sz="8" w:color="D0DCDC"/>
-              <w:right w:val="single" w:sz="8" w:color="D0DCDC"/>
-            </w:tcBorders>
-          </w:tcPr>
-          <w:p>
-            <w:r/>
-            <w:r>
-              <w:rPr>
-                <w:rFonts w:ascii="Calibri" w:hAnsi="Calibri" w:eastAsia="Calibri"/>
-                <w:b w:val="0"/>
-                <w:i w:val="0"/>
-                <w:color w:val="1E2F38"/>
-                <w:sz w:val="20"/>
-              </w:rPr>
-              <w:t>Fully online · Uganda participants eligible worldwide</w:t>
-            </w:r>
-          </w:p>
-        </w:tc>
-      </w:tr>
-      <w:tr>
-        <w:tc>
-          <w:tcPr>
-            <w:tcW w:type="dxa" w:w="2304"/>
-            <w:tcBorders>
-              <w:top w:val="single" w:sz="8" w:color="D0DCDC"/>
-              <w:left w:val="single" w:sz="8" w:color="D0DCDC"/>
-              <w:bottom w:val="single" w:sz="8" w:color="D0DCDC"/>
-              <w:right w:val="single" w:sz="8" w:color="D0DCDC"/>
-            </w:tcBorders>
-          </w:tcPr>
-          <w:p>
-            <w:r/>
-            <w:r>
-              <w:rPr>
-                <w:rFonts w:ascii="Calibri" w:hAnsi="Calibri" w:eastAsia="Calibri"/>
-                <w:b w:val="0"/>
-                <w:i w:val="0"/>
-                <w:color w:val="1E2F38"/>
-                <w:sz w:val="20"/>
-              </w:rPr>
-              <w:t>The ask</w:t>
-            </w:r>
-          </w:p>
-        </w:tc>
-        <w:tc>
-          <w:tcPr>
-            <w:tcW w:type="dxa" w:w="6912"/>
-            <w:tcBorders>
-              <w:top w:val="single" w:sz="8" w:color="D0DCDC"/>
-              <w:left w:val="single" w:sz="8" w:color="D0DCDC"/>
-              <w:bottom w:val="single" w:sz="8" w:color="D0DCDC"/>
-              <w:right w:val="single" w:sz="8" w:color="D0DCDC"/>
-            </w:tcBorders>
-          </w:tcPr>
-          <w:p>
-            <w:r/>
-            <w:r>
-              <w:rPr>
-                <w:rFonts w:ascii="Calibri" w:hAnsi="Calibri" w:eastAsia="Calibri"/>
-                <w:b w:val="0"/>
-                <w:i w:val="0"/>
-                <w:color w:val="1E2F38"/>
-                <w:sz w:val="20"/>
-              </w:rPr>
-              <w:t>Admit FairBanks youth / women team members to the 12-week AI School cohort.</w:t>
-            </w:r>
-          </w:p>
-        </w:tc>
-      </w:tr>
-    </w:tbl>
-    <w:p/>
     <w:p>
       <w:pPr>
-        <w:spacing w:after="120" w:before="0" w:line="288" w:lineRule="auto"/>
+        <w:spacing w:after="280" w:line="293" w:lineRule="auto"/>
         <w:jc w:val="center"/>
       </w:pPr>
       <w:r>
@@ -479,7 +144,7 @@
     </w:p>
     <w:p>
       <w:pPr>
-        <w:spacing w:before="280" w:after="100"/>
+        <w:spacing w:before="280" w:after="120"/>
       </w:pPr>
       <w:r>
         <w:rPr>
@@ -487,14 +152,14 @@
           <w:b/>
           <w:i w:val="0"/>
           <w:color w:val="0A1F2E"/>
-          <w:sz w:val="36"/>
+          <w:sz w:val="40"/>
         </w:rPr>
-        <w:t>1. Executive Summary</w:t>
+        <w:t>1. Why this school fits my work</w:t>
       </w:r>
     </w:p>
     <w:p>
       <w:pPr>
-        <w:spacing w:after="160" w:before="0" w:line="288" w:lineRule="auto"/>
+        <w:spacing w:after="160" w:line="293" w:lineRule="auto"/>
         <w:jc w:val="left"/>
       </w:pPr>
       <w:r>
@@ -505,12 +170,12 @@
           <w:color w:val="1E2F38"/>
           <w:sz w:val="22"/>
         </w:rPr>
-        <w:t>UN Women's Young Feminist AI School builds practical, no-code AI skills for advocacy, policy, and civic tech — with most places reserved for young women and girls.</w:t>
+        <w:t>AI in health fails women and girls when models are trained on incomplete data and deployed without community voice. FairBanks runs maternal and adolescent programmes through outreach and CHWs — exactly where gender-responsive AI must be tested honestly.</w:t>
       </w:r>
     </w:p>
     <w:p>
       <w:pPr>
-        <w:spacing w:after="160" w:before="0" w:line="288" w:lineRule="auto"/>
+        <w:spacing w:after="160" w:line="293" w:lineRule="auto"/>
         <w:jc w:val="left"/>
       </w:pPr>
       <w:r>
@@ -521,28 +186,12 @@
           <w:color w:val="1E2F38"/>
           <w:sz w:val="22"/>
         </w:rPr>
-        <w:t>FairBanks needs exactly this capacity: gender-responsive AI applied to maternal health, adolescent health, and community data that too often ignores women's realities.</w:t>
+        <w:t>The Young Feminist AI School offers structured learning I cannot replicate alone: feminist ethics, inclusive design, and a cohort of changemakers holding each other accountable.</w:t>
       </w:r>
     </w:p>
     <w:p>
       <w:pPr>
-        <w:spacing w:after="160" w:before="0" w:line="288" w:lineRule="auto"/>
-        <w:jc w:val="left"/>
-      </w:pPr>
-      <w:r>
-        <w:rPr>
-          <w:rFonts w:ascii="Calibri" w:hAnsi="Calibri" w:eastAsia="Calibri"/>
-          <w:b/>
-          <w:i w:val="0"/>
-          <w:color w:val="1E2F38"/>
-          <w:sz w:val="22"/>
-        </w:rPr>
-        <w:t>Selecting our team strengthens FCHIP's responsible AI practice and gives UN Women a live health use case from Uganda.</w:t>
-      </w:r>
-    </w:p>
-    <w:p>
-      <w:pPr>
-        <w:spacing w:before="280" w:after="100"/>
+        <w:spacing w:before="280" w:after="120"/>
       </w:pPr>
       <w:r>
         <w:rPr>
@@ -550,209 +199,19 @@
           <w:b/>
           <w:i w:val="0"/>
           <w:color w:val="0A1F2E"/>
-          <w:sz w:val="36"/>
+          <w:sz w:val="40"/>
         </w:rPr>
-        <w:t>2. Win-Win Value</w:t>
+        <w:t>2. My learning plan</w:t>
       </w:r>
     </w:p>
     <w:p>
       <w:pPr>
-        <w:spacing w:after="160" w:before="0" w:line="288" w:lineRule="auto"/>
-        <w:jc w:val="left"/>
-      </w:pPr>
-      <w:r>
-        <w:rPr>
-          <w:rFonts w:ascii="Calibri" w:hAnsi="Calibri" w:eastAsia="Calibri"/>
-          <w:b w:val="0"/>
-          <w:i w:val="0"/>
-          <w:color w:val="1E2F38"/>
-          <w:sz w:val="22"/>
-        </w:rPr>
-        <w:t>This application is designed as a true partnership: FairBanks grows capacity and reach; the programme advances its own mission with a grounded African health-tech partner.</w:t>
-      </w:r>
-    </w:p>
-    <w:p>
-      <w:pPr>
-        <w:spacing w:before="180" w:after="100"/>
-      </w:pPr>
-      <w:r>
-        <w:rPr>
-          <w:rFonts w:ascii="Calibri" w:hAnsi="Calibri" w:eastAsia="Calibri"/>
-          <w:b/>
-          <w:i w:val="0"/>
-          <w:color w:val="0D6E6E"/>
-          <w:sz w:val="26"/>
-        </w:rPr>
-        <w:t>2.1 What FairBanks / FCHIP gains</w:t>
-      </w:r>
-    </w:p>
-    <w:p>
-      <w:pPr>
-        <w:pStyle w:val="ListBullet"/>
-        <w:spacing w:after="60"/>
-      </w:pPr>
-      <w:r>
-        <w:rPr>
-          <w:rFonts w:ascii="Calibri" w:hAnsi="Calibri" w:eastAsia="Calibri"/>
-          <w:b w:val="0"/>
-          <w:i w:val="0"/>
-          <w:color w:val="1E2F38"/>
-          <w:sz w:val="22"/>
-        </w:rPr>
-        <w:t>Hands-on AI skills for young women on the FairBanks team</w:t>
-      </w:r>
-    </w:p>
-    <w:p>
-      <w:pPr>
-        <w:pStyle w:val="ListBullet"/>
-        <w:spacing w:after="60"/>
-      </w:pPr>
-      <w:r>
-        <w:rPr>
-          <w:rFonts w:ascii="Calibri" w:hAnsi="Calibri" w:eastAsia="Calibri"/>
-          <w:b w:val="0"/>
-          <w:i w:val="0"/>
-          <w:color w:val="1E2F38"/>
-          <w:sz w:val="22"/>
-        </w:rPr>
-        <w:t>Gender lens for FCHIP features (maternal risk, adolescent SRH, consent)</w:t>
-      </w:r>
-    </w:p>
-    <w:p>
-      <w:pPr>
-        <w:pStyle w:val="ListBullet"/>
-        <w:spacing w:after="60"/>
-      </w:pPr>
-      <w:r>
-        <w:rPr>
-          <w:rFonts w:ascii="Calibri" w:hAnsi="Calibri" w:eastAsia="Calibri"/>
-          <w:b w:val="0"/>
-          <w:i w:val="0"/>
-          <w:color w:val="1E2F38"/>
-          <w:sz w:val="22"/>
-        </w:rPr>
-        <w:t>A real project deliverable that can plug into community outreach</w:t>
-      </w:r>
-    </w:p>
-    <w:p>
-      <w:pPr>
-        <w:pStyle w:val="ListBullet"/>
-        <w:spacing w:after="60"/>
-      </w:pPr>
-      <w:r>
-        <w:rPr>
-          <w:rFonts w:ascii="Calibri" w:hAnsi="Calibri" w:eastAsia="Calibri"/>
-          <w:b w:val="0"/>
-          <w:i w:val="0"/>
-          <w:color w:val="1E2F38"/>
-          <w:sz w:val="22"/>
-        </w:rPr>
-        <w:t>Global peer network on feminist and responsible AI</w:t>
-      </w:r>
-    </w:p>
-    <w:p>
-      <w:pPr>
-        <w:spacing w:before="180" w:after="100"/>
-      </w:pPr>
-      <w:r>
-        <w:rPr>
-          <w:rFonts w:ascii="Calibri" w:hAnsi="Calibri" w:eastAsia="Calibri"/>
-          <w:b/>
-          <w:i w:val="0"/>
-          <w:color w:val="0D6E6E"/>
-          <w:sz w:val="26"/>
-        </w:rPr>
-        <w:t>2.2 What the programme / partners gain</w:t>
-      </w:r>
-    </w:p>
-    <w:p>
-      <w:pPr>
-        <w:pStyle w:val="ListBullet"/>
-        <w:spacing w:after="60"/>
-      </w:pPr>
-      <w:r>
-        <w:rPr>
-          <w:rFonts w:ascii="Calibri" w:hAnsi="Calibri" w:eastAsia="Calibri"/>
-          <w:b w:val="0"/>
-          <w:i w:val="0"/>
-          <w:color w:val="1E2F38"/>
-          <w:sz w:val="22"/>
-        </w:rPr>
-        <w:t>Participants who will apply skills immediately in community health</w:t>
-      </w:r>
-    </w:p>
-    <w:p>
-      <w:pPr>
-        <w:pStyle w:val="ListBullet"/>
-        <w:spacing w:after="60"/>
-      </w:pPr>
-      <w:r>
-        <w:rPr>
-          <w:rFonts w:ascii="Calibri" w:hAnsi="Calibri" w:eastAsia="Calibri"/>
-          <w:b w:val="0"/>
-          <w:i w:val="0"/>
-          <w:color w:val="1E2F38"/>
-          <w:sz w:val="22"/>
-        </w:rPr>
-        <w:t>A Uganda case study linking AI for gender equality to primary care</w:t>
-      </w:r>
-    </w:p>
-    <w:p>
-      <w:pPr>
-        <w:pStyle w:val="ListBullet"/>
-        <w:spacing w:after="60"/>
-      </w:pPr>
-      <w:r>
-        <w:rPr>
-          <w:rFonts w:ascii="Calibri" w:hAnsi="Calibri" w:eastAsia="Calibri"/>
-          <w:b w:val="0"/>
-          <w:i w:val="0"/>
-          <w:color w:val="1E2F38"/>
-          <w:sz w:val="22"/>
-        </w:rPr>
-        <w:t>Amplification through FairBanks Community Reach programmes</w:t>
-      </w:r>
-    </w:p>
-    <w:p>
-      <w:pPr>
-        <w:pStyle w:val="ListBullet"/>
-        <w:spacing w:after="60"/>
-      </w:pPr>
-      <w:r>
-        <w:rPr>
-          <w:rFonts w:ascii="Calibri" w:hAnsi="Calibri" w:eastAsia="Calibri"/>
-          <w:b w:val="0"/>
-          <w:i w:val="0"/>
-          <w:color w:val="1E2F38"/>
-          <w:sz w:val="22"/>
-        </w:rPr>
-        <w:t>Contribution to the 70%+ young women participation goal with serious applicants</w:t>
-      </w:r>
-    </w:p>
-    <w:p>
-      <w:pPr>
-        <w:spacing w:before="280" w:after="100"/>
-      </w:pPr>
-      <w:r>
-        <w:rPr>
-          <w:rFonts w:ascii="Calibri" w:hAnsi="Calibri" w:eastAsia="Calibri"/>
-          <w:b/>
-          <w:i w:val="0"/>
-          <w:color w:val="0A1F2E"/>
-          <w:sz w:val="36"/>
-        </w:rPr>
-        <w:t>3. The Problem We Address</w:t>
-      </w:r>
-    </w:p>
-    <w:p>
-      <w:pPr>
-        <w:spacing w:before="80" w:after="40"/>
         <w:jc w:val="center"/>
       </w:pPr>
       <w:r>
         <w:drawing>
           <wp:inline xmlns:a="http://schemas.openxmlformats.org/drawingml/2006/main" xmlns:pic="http://schemas.openxmlformats.org/drawingml/2006/picture">
-            <wp:extent cx="3430225" cy="2286000"/>
+            <wp:extent cx="4663440" cy="3108960"/>
             <wp:docPr id="2" name="Picture 2"/>
             <wp:cNvGraphicFramePr>
               <a:graphicFrameLocks noChangeAspect="1"/>
@@ -761,7 +220,7 @@
               <a:graphicData uri="http://schemas.openxmlformats.org/drawingml/2006/picture">
                 <pic:pic>
                   <pic:nvPicPr>
-                    <pic:cNvPr id="0" name="reactive_clinic_opt.jpg"/>
+                    <pic:cNvPr id="0" name="indoor_training_facilitator_01_opt.jpg"/>
                     <pic:cNvPicPr/>
                   </pic:nvPicPr>
                   <pic:blipFill>
@@ -773,7 +232,7 @@
                   <pic:spPr>
                     <a:xfrm>
                       <a:off x="0" y="0"/>
-                      <a:ext cx="3430225" cy="2286000"/>
+                      <a:ext cx="4663440" cy="3108960"/>
                     </a:xfrm>
                     <a:prstGeom prst="rect"/>
                   </pic:spPr>
@@ -786,7 +245,7 @@
     </w:p>
     <w:p>
       <w:pPr>
-        <w:spacing w:after="200" w:before="40" w:line="288" w:lineRule="auto"/>
+        <w:spacing w:after="200" w:line="293" w:lineRule="auto"/>
         <w:jc w:val="center"/>
       </w:pPr>
       <w:r>
@@ -797,44 +256,76 @@
           <w:color w:val="3A4A54"/>
           <w:sz w:val="18"/>
         </w:rPr>
-        <w:t>Reactive care waits for sickness before it responds</w:t>
+        <w:t>Learning that connects classroom principles to field practice</w:t>
       </w:r>
     </w:p>
     <w:p>
       <w:pPr>
-        <w:spacing w:after="160" w:before="0" w:line="288" w:lineRule="auto"/>
+        <w:spacing w:after="160" w:line="293" w:lineRule="auto"/>
         <w:jc w:val="left"/>
       </w:pPr>
       <w:r>
         <w:rPr>
           <w:rFonts w:ascii="Calibri" w:hAnsi="Calibri" w:eastAsia="Calibri"/>
-          <w:b w:val="0"/>
+          <w:b/>
           <w:i w:val="0"/>
           <w:color w:val="1E2F38"/>
           <w:sz w:val="22"/>
         </w:rPr>
-        <w:t>AI tools in health can deepen inequality if they ignore how women and girls experience care, consent, and unpaid caregiving.</w:t>
+        <w:t>Foundations of feminist AI: Bias in health datasets; who is missing from training data; participatory design with women and girls.</w:t>
       </w:r>
     </w:p>
     <w:p>
       <w:pPr>
-        <w:spacing w:after="160" w:before="0" w:line="288" w:lineRule="auto"/>
+        <w:spacing w:after="160" w:line="293" w:lineRule="auto"/>
         <w:jc w:val="left"/>
       </w:pPr>
       <w:r>
         <w:rPr>
           <w:rFonts w:ascii="Calibri" w:hAnsi="Calibri" w:eastAsia="Calibri"/>
-          <w:b w:val="0"/>
+          <w:b/>
           <w:i w:val="0"/>
           <w:color w:val="1E2F38"/>
           <w:sz w:val="22"/>
         </w:rPr>
-        <w:t>Young changemakers need practical skills — not theory alone — to build gender-responsive systems.</w:t>
+        <w:t>Responsible ML for community health: Explainable alerts, consent, and offline-first capture for CHWs in low-bandwidth settings.</w:t>
       </w:r>
     </w:p>
     <w:p>
       <w:pPr>
-        <w:spacing w:before="280" w:after="100"/>
+        <w:spacing w:after="160" w:line="293" w:lineRule="auto"/>
+        <w:jc w:val="left"/>
+      </w:pPr>
+      <w:r>
+        <w:rPr>
+          <w:rFonts w:ascii="Calibri" w:hAnsi="Calibri" w:eastAsia="Calibri"/>
+          <w:b/>
+          <w:i w:val="0"/>
+          <w:color w:val="1E2F38"/>
+          <w:sz w:val="22"/>
+        </w:rPr>
+        <w:t>Gender-responsive product design: Interfaces and workflows that work for mothers, adolescents, and CHWs — not only engineers.</w:t>
+      </w:r>
+    </w:p>
+    <w:p>
+      <w:pPr>
+        <w:spacing w:after="160" w:line="293" w:lineRule="auto"/>
+        <w:jc w:val="left"/>
+      </w:pPr>
+      <w:r>
+        <w:rPr>
+          <w:rFonts w:ascii="Calibri" w:hAnsi="Calibri" w:eastAsia="Calibri"/>
+          <w:b/>
+          <w:i w:val="0"/>
+          <w:color w:val="1E2F38"/>
+          <w:sz w:val="22"/>
+        </w:rPr>
+        <w:t>Policy &amp; advocacy: Translating model outputs into action without stigmatising vulnerable groups.</w:t>
+      </w:r>
+    </w:p>
+    <w:p>
+      <w:pPr>
+        <w:spacing w:before="280" w:after="120"/>
       </w:pPr>
       <w:r>
         <w:rPr>
@@ -842,20 +333,19 @@
           <w:b/>
           <w:i w:val="0"/>
           <w:color w:val="0A1F2E"/>
-          <w:sz w:val="36"/>
+          <w:sz w:val="40"/>
         </w:rPr>
-        <w:t>4. Our Solution: FCHIP &amp; Community Reach</w:t>
+        <w:t>3. Gender-responsive AI project — maternal &amp; adolescent health</w:t>
       </w:r>
     </w:p>
     <w:p>
       <w:pPr>
-        <w:spacing w:before="80" w:after="40"/>
         <w:jc w:val="center"/>
       </w:pPr>
       <w:r>
         <w:drawing>
           <wp:inline xmlns:a="http://schemas.openxmlformats.org/drawingml/2006/main" xmlns:pic="http://schemas.openxmlformats.org/drawingml/2006/picture">
-            <wp:extent cx="4390688" cy="2926080"/>
+            <wp:extent cx="4663440" cy="3108960"/>
             <wp:docPr id="3" name="Picture 3"/>
             <wp:cNvGraphicFramePr>
               <a:graphicFrameLocks noChangeAspect="1"/>
@@ -864,7 +354,7 @@
               <a:graphicData uri="http://schemas.openxmlformats.org/drawingml/2006/picture">
                 <pic:pic>
                   <pic:nvPicPr>
-                    <pic:cNvPr id="0" name="data_flow_iso_labeled_opt.jpg"/>
+                    <pic:cNvPr id="0" name="bloom_maternal_health_participant_01_opt.jpg"/>
                     <pic:cNvPicPr/>
                   </pic:nvPicPr>
                   <pic:blipFill>
@@ -876,7 +366,7 @@
                   <pic:spPr>
                     <a:xfrm>
                       <a:off x="0" y="0"/>
-                      <a:ext cx="4390688" cy="2926080"/>
+                      <a:ext cx="4663440" cy="3108960"/>
                     </a:xfrm>
                     <a:prstGeom prst="rect"/>
                   </pic:spPr>
@@ -889,7 +379,7 @@
     </w:p>
     <w:p>
       <w:pPr>
-        <w:spacing w:after="200" w:before="40" w:line="288" w:lineRule="auto"/>
+        <w:spacing w:after="200" w:line="293" w:lineRule="auto"/>
         <w:jc w:val="center"/>
       </w:pPr>
       <w:r>
@@ -900,12 +390,12 @@
           <w:color w:val="3A4A54"/>
           <w:sz w:val="18"/>
         </w:rPr>
-        <w:t>Community signals → capture → FCHIP intelligence → action</w:t>
+        <w:t>Maternal health outreach — co-design starts here</w:t>
       </w:r>
     </w:p>
     <w:p>
       <w:pPr>
-        <w:spacing w:after="160" w:before="0" w:line="288" w:lineRule="auto"/>
+        <w:spacing w:after="160" w:line="293" w:lineRule="auto"/>
         <w:jc w:val="left"/>
       </w:pPr>
       <w:r>
@@ -916,12 +406,12 @@
           <w:color w:val="1E2F38"/>
           <w:sz w:val="22"/>
         </w:rPr>
-        <w:t>We will use the School's project track to design a gender-responsive AI workflow for FairBanks: safer maternal risk flags, clearer consent language, and community feedback loops.</w:t>
+        <w:t>Project title: Safe Signals — early support flags for mothers and adolescents without blame or exposure.</w:t>
       </w:r>
     </w:p>
     <w:p>
       <w:pPr>
-        <w:spacing w:after="160" w:before="0" w:line="288" w:lineRule="auto"/>
+        <w:spacing w:after="160" w:line="293" w:lineRule="auto"/>
         <w:jc w:val="left"/>
       </w:pPr>
       <w:r>
@@ -932,412 +422,12 @@
           <w:color w:val="1E2F38"/>
           <w:sz w:val="22"/>
         </w:rPr>
-        <w:t>Skills return to CHW training and FCHIP product decisions, not a one-off certificate.</w:t>
+        <w:t>Goal: Use FCHIP’s community data pipeline to prototype explainable alerts for (a) missed antenatal care and anaemia risk patterns, and (b) adolescent SRH education gaps — always with consent, anonymisation, and CHW-led follow-up.</w:t>
       </w:r>
     </w:p>
     <w:p>
       <w:pPr>
-        <w:spacing w:before="180" w:after="100"/>
-      </w:pPr>
-      <w:r>
-        <w:rPr>
-          <w:rFonts w:ascii="Calibri" w:hAnsi="Calibri" w:eastAsia="Calibri"/>
-          <w:b/>
-          <w:i w:val="0"/>
-          <w:color w:val="0D6E6E"/>
-          <w:sz w:val="26"/>
-        </w:rPr>
-        <w:t>4.1 Deep technology core</w:t>
-      </w:r>
-    </w:p>
-    <w:tbl>
-      <w:tblPr>
-        <w:tblW w:type="auto" w:w="0"/>
-        <w:jc w:val="center"/>
-        <w:tblLook w:firstColumn="1" w:firstRow="1" w:lastColumn="0" w:lastRow="0" w:noHBand="0" w:noVBand="1" w:val="04A0"/>
-      </w:tblPr>
-      <w:tblGrid>
-        <w:gridCol w:w="4896"/>
-        <w:gridCol w:w="4896"/>
-      </w:tblGrid>
-      <w:tr>
-        <w:tc>
-          <w:tcPr>
-            <w:tcW w:type="dxa" w:w="3168"/>
-            <w:shd w:fill="0D6E6E"/>
-            <w:tcBorders>
-              <w:top w:val="single" w:sz="8" w:color="0D6E6E"/>
-              <w:left w:val="single" w:sz="8" w:color="0D6E6E"/>
-              <w:bottom w:val="single" w:sz="8" w:color="0D6E6E"/>
-              <w:right w:val="single" w:sz="8" w:color="0D6E6E"/>
-            </w:tcBorders>
-          </w:tcPr>
-          <w:p>
-            <w:r/>
-            <w:r>
-              <w:rPr>
-                <w:rFonts w:ascii="Calibri" w:hAnsi="Calibri" w:eastAsia="Calibri"/>
-                <w:b/>
-                <w:i w:val="0"/>
-                <w:color w:val="FFFFFF"/>
-                <w:sz w:val="20"/>
-              </w:rPr>
-              <w:t>Technology</w:t>
-            </w:r>
-          </w:p>
-        </w:tc>
-        <w:tc>
-          <w:tcPr>
-            <w:tcW w:type="dxa" w:w="6048"/>
-            <w:shd w:fill="0D6E6E"/>
-            <w:tcBorders>
-              <w:top w:val="single" w:sz="8" w:color="0D6E6E"/>
-              <w:left w:val="single" w:sz="8" w:color="0D6E6E"/>
-              <w:bottom w:val="single" w:sz="8" w:color="0D6E6E"/>
-              <w:right w:val="single" w:sz="8" w:color="0D6E6E"/>
-            </w:tcBorders>
-          </w:tcPr>
-          <w:p>
-            <w:r/>
-            <w:r>
-              <w:rPr>
-                <w:rFonts w:ascii="Calibri" w:hAnsi="Calibri" w:eastAsia="Calibri"/>
-                <w:b/>
-                <w:i w:val="0"/>
-                <w:color w:val="FFFFFF"/>
-                <w:sz w:val="20"/>
-              </w:rPr>
-              <w:t>Role</w:t>
-            </w:r>
-          </w:p>
-        </w:tc>
-      </w:tr>
-      <w:tr>
-        <w:tc>
-          <w:tcPr>
-            <w:tcW w:type="dxa" w:w="3168"/>
-            <w:tcBorders>
-              <w:top w:val="single" w:sz="8" w:color="D0DCDC"/>
-              <w:left w:val="single" w:sz="8" w:color="D0DCDC"/>
-              <w:bottom w:val="single" w:sz="8" w:color="D0DCDC"/>
-              <w:right w:val="single" w:sz="8" w:color="D0DCDC"/>
-            </w:tcBorders>
-          </w:tcPr>
-          <w:p>
-            <w:r/>
-            <w:r>
-              <w:rPr>
-                <w:rFonts w:ascii="Calibri" w:hAnsi="Calibri" w:eastAsia="Calibri"/>
-                <w:b w:val="0"/>
-                <w:i w:val="0"/>
-                <w:color w:val="1E2F38"/>
-                <w:sz w:val="20"/>
-              </w:rPr>
-              <w:t>Artificial Intelligence</w:t>
-            </w:r>
-          </w:p>
-        </w:tc>
-        <w:tc>
-          <w:tcPr>
-            <w:tcW w:type="dxa" w:w="6048"/>
-            <w:tcBorders>
-              <w:top w:val="single" w:sz="8" w:color="D0DCDC"/>
-              <w:left w:val="single" w:sz="8" w:color="D0DCDC"/>
-              <w:bottom w:val="single" w:sz="8" w:color="D0DCDC"/>
-              <w:right w:val="single" w:sz="8" w:color="D0DCDC"/>
-            </w:tcBorders>
-          </w:tcPr>
-          <w:p>
-            <w:r/>
-            <w:r>
-              <w:rPr>
-                <w:rFonts w:ascii="Calibri" w:hAnsi="Calibri" w:eastAsia="Calibri"/>
-                <w:b w:val="0"/>
-                <w:i w:val="0"/>
-                <w:color w:val="1E2F38"/>
-                <w:sz w:val="20"/>
-              </w:rPr>
-              <w:t>Outbreak early warning; maternal and NCD risk scoring</w:t>
-            </w:r>
-          </w:p>
-        </w:tc>
-      </w:tr>
-      <w:tr>
-        <w:tc>
-          <w:tcPr>
-            <w:tcW w:type="dxa" w:w="3168"/>
-            <w:shd w:fill="F7F5F0"/>
-            <w:tcBorders>
-              <w:top w:val="single" w:sz="8" w:color="D0DCDC"/>
-              <w:left w:val="single" w:sz="8" w:color="D0DCDC"/>
-              <w:bottom w:val="single" w:sz="8" w:color="D0DCDC"/>
-              <w:right w:val="single" w:sz="8" w:color="D0DCDC"/>
-            </w:tcBorders>
-          </w:tcPr>
-          <w:p>
-            <w:r/>
-            <w:r>
-              <w:rPr>
-                <w:rFonts w:ascii="Calibri" w:hAnsi="Calibri" w:eastAsia="Calibri"/>
-                <w:b w:val="0"/>
-                <w:i w:val="0"/>
-                <w:color w:val="1E2F38"/>
-                <w:sz w:val="20"/>
-              </w:rPr>
-              <w:t>Machine Learning</w:t>
-            </w:r>
-          </w:p>
-        </w:tc>
-        <w:tc>
-          <w:tcPr>
-            <w:tcW w:type="dxa" w:w="6048"/>
-            <w:shd w:fill="F7F5F0"/>
-            <w:tcBorders>
-              <w:top w:val="single" w:sz="8" w:color="D0DCDC"/>
-              <w:left w:val="single" w:sz="8" w:color="D0DCDC"/>
-              <w:bottom w:val="single" w:sz="8" w:color="D0DCDC"/>
-              <w:right w:val="single" w:sz="8" w:color="D0DCDC"/>
-            </w:tcBorders>
-          </w:tcPr>
-          <w:p>
-            <w:r/>
-            <w:r>
-              <w:rPr>
-                <w:rFonts w:ascii="Calibri" w:hAnsi="Calibri" w:eastAsia="Calibri"/>
-                <w:b w:val="0"/>
-                <w:i w:val="0"/>
-                <w:color w:val="1E2F38"/>
-                <w:sz w:val="20"/>
-              </w:rPr>
-              <w:t>Learn from community patterns, seasons, and outreach outcomes</w:t>
-            </w:r>
-          </w:p>
-        </w:tc>
-      </w:tr>
-      <w:tr>
-        <w:tc>
-          <w:tcPr>
-            <w:tcW w:type="dxa" w:w="3168"/>
-            <w:tcBorders>
-              <w:top w:val="single" w:sz="8" w:color="D0DCDC"/>
-              <w:left w:val="single" w:sz="8" w:color="D0DCDC"/>
-              <w:bottom w:val="single" w:sz="8" w:color="D0DCDC"/>
-              <w:right w:val="single" w:sz="8" w:color="D0DCDC"/>
-            </w:tcBorders>
-          </w:tcPr>
-          <w:p>
-            <w:r/>
-            <w:r>
-              <w:rPr>
-                <w:rFonts w:ascii="Calibri" w:hAnsi="Calibri" w:eastAsia="Calibri"/>
-                <w:b w:val="0"/>
-                <w:i w:val="0"/>
-                <w:color w:val="1E2F38"/>
-                <w:sz w:val="20"/>
-              </w:rPr>
-              <w:t>GIS Mapping</w:t>
-            </w:r>
-          </w:p>
-        </w:tc>
-        <w:tc>
-          <w:tcPr>
-            <w:tcW w:type="dxa" w:w="6048"/>
-            <w:tcBorders>
-              <w:top w:val="single" w:sz="8" w:color="D0DCDC"/>
-              <w:left w:val="single" w:sz="8" w:color="D0DCDC"/>
-              <w:bottom w:val="single" w:sz="8" w:color="D0DCDC"/>
-              <w:right w:val="single" w:sz="8" w:color="D0DCDC"/>
-            </w:tcBorders>
-          </w:tcPr>
-          <w:p>
-            <w:r/>
-            <w:r>
-              <w:rPr>
-                <w:rFonts w:ascii="Calibri" w:hAnsi="Calibri" w:eastAsia="Calibri"/>
-                <w:b w:val="0"/>
-                <w:i w:val="0"/>
-                <w:color w:val="1E2F38"/>
-                <w:sz w:val="20"/>
-              </w:rPr>
-              <w:t>Disease distribution, hotspots, and resource gaps</w:t>
-            </w:r>
-          </w:p>
-        </w:tc>
-      </w:tr>
-      <w:tr>
-        <w:tc>
-          <w:tcPr>
-            <w:tcW w:type="dxa" w:w="3168"/>
-            <w:shd w:fill="F7F5F0"/>
-            <w:tcBorders>
-              <w:top w:val="single" w:sz="8" w:color="D0DCDC"/>
-              <w:left w:val="single" w:sz="8" w:color="D0DCDC"/>
-              <w:bottom w:val="single" w:sz="8" w:color="D0DCDC"/>
-              <w:right w:val="single" w:sz="8" w:color="D0DCDC"/>
-            </w:tcBorders>
-          </w:tcPr>
-          <w:p>
-            <w:r/>
-            <w:r>
-              <w:rPr>
-                <w:rFonts w:ascii="Calibri" w:hAnsi="Calibri" w:eastAsia="Calibri"/>
-                <w:b w:val="0"/>
-                <w:i w:val="0"/>
-                <w:color w:val="1E2F38"/>
-                <w:sz w:val="20"/>
-              </w:rPr>
-              <w:t>Mobile Data Collection</w:t>
-            </w:r>
-          </w:p>
-        </w:tc>
-        <w:tc>
-          <w:tcPr>
-            <w:tcW w:type="dxa" w:w="6048"/>
-            <w:shd w:fill="F7F5F0"/>
-            <w:tcBorders>
-              <w:top w:val="single" w:sz="8" w:color="D0DCDC"/>
-              <w:left w:val="single" w:sz="8" w:color="D0DCDC"/>
-              <w:bottom w:val="single" w:sz="8" w:color="D0DCDC"/>
-              <w:right w:val="single" w:sz="8" w:color="D0DCDC"/>
-            </w:tcBorders>
-          </w:tcPr>
-          <w:p>
-            <w:r/>
-            <w:r>
-              <w:rPr>
-                <w:rFonts w:ascii="Calibri" w:hAnsi="Calibri" w:eastAsia="Calibri"/>
-                <w:b w:val="0"/>
-                <w:i w:val="0"/>
-                <w:color w:val="1E2F38"/>
-                <w:sz w:val="20"/>
-              </w:rPr>
-              <w:t>Offline-capable CHW/VHT capture at household level</w:t>
-            </w:r>
-          </w:p>
-        </w:tc>
-      </w:tr>
-      <w:tr>
-        <w:tc>
-          <w:tcPr>
-            <w:tcW w:type="dxa" w:w="3168"/>
-            <w:tcBorders>
-              <w:top w:val="single" w:sz="8" w:color="D0DCDC"/>
-              <w:left w:val="single" w:sz="8" w:color="D0DCDC"/>
-              <w:bottom w:val="single" w:sz="8" w:color="D0DCDC"/>
-              <w:right w:val="single" w:sz="8" w:color="D0DCDC"/>
-            </w:tcBorders>
-          </w:tcPr>
-          <w:p>
-            <w:r/>
-            <w:r>
-              <w:rPr>
-                <w:rFonts w:ascii="Calibri" w:hAnsi="Calibri" w:eastAsia="Calibri"/>
-                <w:b w:val="0"/>
-                <w:i w:val="0"/>
-                <w:color w:val="1E2F38"/>
-                <w:sz w:val="20"/>
-              </w:rPr>
-              <w:t>Cloud Computing</w:t>
-            </w:r>
-          </w:p>
-        </w:tc>
-        <w:tc>
-          <w:tcPr>
-            <w:tcW w:type="dxa" w:w="6048"/>
-            <w:tcBorders>
-              <w:top w:val="single" w:sz="8" w:color="D0DCDC"/>
-              <w:left w:val="single" w:sz="8" w:color="D0DCDC"/>
-              <w:bottom w:val="single" w:sz="8" w:color="D0DCDC"/>
-              <w:right w:val="single" w:sz="8" w:color="D0DCDC"/>
-            </w:tcBorders>
-          </w:tcPr>
-          <w:p>
-            <w:r/>
-            <w:r>
-              <w:rPr>
-                <w:rFonts w:ascii="Calibri" w:hAnsi="Calibri" w:eastAsia="Calibri"/>
-                <w:b w:val="0"/>
-                <w:i w:val="0"/>
-                <w:color w:val="1E2F38"/>
-                <w:sz w:val="20"/>
-              </w:rPr>
-              <w:t>Secure sync across facilities and partners</w:t>
-            </w:r>
-          </w:p>
-        </w:tc>
-      </w:tr>
-      <w:tr>
-        <w:tc>
-          <w:tcPr>
-            <w:tcW w:type="dxa" w:w="3168"/>
-            <w:shd w:fill="F7F5F0"/>
-            <w:tcBorders>
-              <w:top w:val="single" w:sz="8" w:color="D0DCDC"/>
-              <w:left w:val="single" w:sz="8" w:color="D0DCDC"/>
-              <w:bottom w:val="single" w:sz="8" w:color="D0DCDC"/>
-              <w:right w:val="single" w:sz="8" w:color="D0DCDC"/>
-            </w:tcBorders>
-          </w:tcPr>
-          <w:p>
-            <w:r/>
-            <w:r>
-              <w:rPr>
-                <w:rFonts w:ascii="Calibri" w:hAnsi="Calibri" w:eastAsia="Calibri"/>
-                <w:b w:val="0"/>
-                <w:i w:val="0"/>
-                <w:color w:val="1E2F38"/>
-                <w:sz w:val="20"/>
-              </w:rPr>
-              <w:t>Analytics Dashboards</w:t>
-            </w:r>
-          </w:p>
-        </w:tc>
-        <w:tc>
-          <w:tcPr>
-            <w:tcW w:type="dxa" w:w="6048"/>
-            <w:shd w:fill="F7F5F0"/>
-            <w:tcBorders>
-              <w:top w:val="single" w:sz="8" w:color="D0DCDC"/>
-              <w:left w:val="single" w:sz="8" w:color="D0DCDC"/>
-              <w:bottom w:val="single" w:sz="8" w:color="D0DCDC"/>
-              <w:right w:val="single" w:sz="8" w:color="D0DCDC"/>
-            </w:tcBorders>
-          </w:tcPr>
-          <w:p>
-            <w:r/>
-            <w:r>
-              <w:rPr>
-                <w:rFonts w:ascii="Calibri" w:hAnsi="Calibri" w:eastAsia="Calibri"/>
-                <w:b w:val="0"/>
-                <w:i w:val="0"/>
-                <w:color w:val="1E2F38"/>
-                <w:sz w:val="20"/>
-              </w:rPr>
-              <w:t>Real-time views for clinics, districts, and NGOs</w:t>
-            </w:r>
-          </w:p>
-        </w:tc>
-      </w:tr>
-    </w:tbl>
-    <w:p/>
-    <w:p>
-      <w:pPr>
-        <w:spacing w:before="180" w:after="100"/>
-      </w:pPr>
-      <w:r>
-        <w:rPr>
-          <w:rFonts w:ascii="Calibri" w:hAnsi="Calibri" w:eastAsia="Calibri"/>
-          <w:b/>
-          <w:i w:val="0"/>
-          <w:color w:val="0D6E6E"/>
-          <w:sz w:val="26"/>
-        </w:rPr>
-        <w:t>4.2 Priority use cases for this call</w:t>
-      </w:r>
-    </w:p>
-    <w:p>
-      <w:pPr>
-        <w:spacing w:after="80" w:before="0" w:line="288" w:lineRule="auto"/>
+        <w:spacing w:after="160" w:line="293" w:lineRule="auto"/>
         <w:jc w:val="left"/>
       </w:pPr>
       <w:r>
@@ -1348,12 +438,12 @@
           <w:color w:val="1E2F38"/>
           <w:sz w:val="22"/>
         </w:rPr>
-        <w:t>Maternal alerts: Risk scores explained in plain language for CHWs and mothers.</w:t>
+        <w:t>Discover: Co-design with adolescent girls and mothers in FairBanks outreach — what questions are safe and useful?</w:t>
       </w:r>
     </w:p>
     <w:p>
       <w:pPr>
-        <w:spacing w:after="80" w:before="0" w:line="288" w:lineRule="auto"/>
+        <w:spacing w:after="160" w:line="293" w:lineRule="auto"/>
         <w:jc w:val="left"/>
       </w:pPr>
       <w:r>
@@ -1364,12 +454,12 @@
           <w:color w:val="1E2F38"/>
           <w:sz w:val="22"/>
         </w:rPr>
-        <w:t>Adolescent health: Privacy-aware pathways for youth SRH education and referral.</w:t>
+        <w:t>Prototype: Lightweight risk flags for missed ANC and adolescent SRH education gaps using anonymised community signals.</w:t>
       </w:r>
     </w:p>
     <w:p>
       <w:pPr>
-        <w:spacing w:after="80" w:before="0" w:line="288" w:lineRule="auto"/>
+        <w:spacing w:after="160" w:line="293" w:lineRule="auto"/>
         <w:jc w:val="left"/>
       </w:pPr>
       <w:r>
@@ -1380,12 +470,28 @@
           <w:color w:val="1E2F38"/>
           <w:sz w:val="22"/>
         </w:rPr>
-        <w:t>Data dignity: Consent and feedback designed with women users, not about them.</w:t>
+        <w:t>Validate: Compare alerts against clinical outcomes and CHW feedback; document bias checks and corrections.</w:t>
       </w:r>
     </w:p>
     <w:p>
       <w:pPr>
-        <w:spacing w:before="280" w:after="100"/>
+        <w:spacing w:after="160" w:line="293" w:lineRule="auto"/>
+        <w:jc w:val="left"/>
+      </w:pPr>
+      <w:r>
+        <w:rPr>
+          <w:rFonts w:ascii="Calibri" w:hAnsi="Calibri" w:eastAsia="Calibri"/>
+          <w:b w:val="0"/>
+          <w:i w:val="0"/>
+          <w:color w:val="1E2F38"/>
+          <w:sz w:val="22"/>
+        </w:rPr>
+        <w:t>Share back: Open learning brief for UN Women cohort — methods, failures, and ethical guardrails.</w:t>
+      </w:r>
+    </w:p>
+    <w:p>
+      <w:pPr>
+        <w:spacing w:before="280" w:after="120"/>
       </w:pPr>
       <w:r>
         <w:rPr>
@@ -1393,303 +499,19 @@
           <w:b/>
           <w:i w:val="0"/>
           <w:color w:val="0A1F2E"/>
-          <w:sz w:val="36"/>
+          <w:sz w:val="40"/>
         </w:rPr>
-        <w:t>5. Fit to Programme Criteria</w:t>
-      </w:r>
-    </w:p>
-    <w:tbl>
-      <w:tblPr>
-        <w:tblW w:type="auto" w:w="0"/>
-        <w:jc w:val="center"/>
-        <w:tblLook w:firstColumn="1" w:firstRow="1" w:lastColumn="0" w:lastRow="0" w:noHBand="0" w:noVBand="1" w:val="04A0"/>
-      </w:tblPr>
-      <w:tblGrid>
-        <w:gridCol w:w="4896"/>
-        <w:gridCol w:w="4896"/>
-      </w:tblGrid>
-      <w:tr>
-        <w:tc>
-          <w:tcPr>
-            <w:tcW w:type="dxa" w:w="3456"/>
-            <w:shd w:fill="0D6E6E"/>
-            <w:tcBorders>
-              <w:top w:val="single" w:sz="8" w:color="0D6E6E"/>
-              <w:left w:val="single" w:sz="8" w:color="0D6E6E"/>
-              <w:bottom w:val="single" w:sz="8" w:color="0D6E6E"/>
-              <w:right w:val="single" w:sz="8" w:color="0D6E6E"/>
-            </w:tcBorders>
-          </w:tcPr>
-          <w:p>
-            <w:r/>
-            <w:r>
-              <w:rPr>
-                <w:rFonts w:ascii="Calibri" w:hAnsi="Calibri" w:eastAsia="Calibri"/>
-                <w:b/>
-                <w:i w:val="0"/>
-                <w:color w:val="FFFFFF"/>
-                <w:sz w:val="20"/>
-              </w:rPr>
-              <w:t>Criterion / theme</w:t>
-            </w:r>
-          </w:p>
-        </w:tc>
-        <w:tc>
-          <w:tcPr>
-            <w:tcW w:type="dxa" w:w="5760"/>
-            <w:shd w:fill="0D6E6E"/>
-            <w:tcBorders>
-              <w:top w:val="single" w:sz="8" w:color="0D6E6E"/>
-              <w:left w:val="single" w:sz="8" w:color="0D6E6E"/>
-              <w:bottom w:val="single" w:sz="8" w:color="0D6E6E"/>
-              <w:right w:val="single" w:sz="8" w:color="0D6E6E"/>
-            </w:tcBorders>
-          </w:tcPr>
-          <w:p>
-            <w:r/>
-            <w:r>
-              <w:rPr>
-                <w:rFonts w:ascii="Calibri" w:hAnsi="Calibri" w:eastAsia="Calibri"/>
-                <w:b/>
-                <w:i w:val="0"/>
-                <w:color w:val="FFFFFF"/>
-                <w:sz w:val="20"/>
-              </w:rPr>
-              <w:t>How we respond</w:t>
-            </w:r>
-          </w:p>
-        </w:tc>
-      </w:tr>
-      <w:tr>
-        <w:tc>
-          <w:tcPr>
-            <w:tcW w:type="dxa" w:w="3456"/>
-            <w:tcBorders>
-              <w:top w:val="single" w:sz="8" w:color="D0DCDC"/>
-              <w:left w:val="single" w:sz="8" w:color="D0DCDC"/>
-              <w:bottom w:val="single" w:sz="8" w:color="D0DCDC"/>
-              <w:right w:val="single" w:sz="8" w:color="D0DCDC"/>
-            </w:tcBorders>
-          </w:tcPr>
-          <w:p>
-            <w:r/>
-            <w:r>
-              <w:rPr>
-                <w:rFonts w:ascii="Calibri" w:hAnsi="Calibri" w:eastAsia="Calibri"/>
-                <w:b w:val="0"/>
-                <w:i w:val="0"/>
-                <w:color w:val="1E2F38"/>
-                <w:sz w:val="20"/>
-              </w:rPr>
-              <w:t>Ages 18–30 worldwide</w:t>
-            </w:r>
-          </w:p>
-        </w:tc>
-        <w:tc>
-          <w:tcPr>
-            <w:tcW w:type="dxa" w:w="5760"/>
-            <w:tcBorders>
-              <w:top w:val="single" w:sz="8" w:color="D0DCDC"/>
-              <w:left w:val="single" w:sz="8" w:color="D0DCDC"/>
-              <w:bottom w:val="single" w:sz="8" w:color="D0DCDC"/>
-              <w:right w:val="single" w:sz="8" w:color="D0DCDC"/>
-            </w:tcBorders>
-          </w:tcPr>
-          <w:p>
-            <w:r/>
-            <w:r>
-              <w:rPr>
-                <w:rFonts w:ascii="Calibri" w:hAnsi="Calibri" w:eastAsia="Calibri"/>
-                <w:b w:val="0"/>
-                <w:i w:val="0"/>
-                <w:color w:val="1E2F38"/>
-                <w:sz w:val="20"/>
-              </w:rPr>
-              <w:t>Ugandan team members in range; women prioritised</w:t>
-            </w:r>
-          </w:p>
-        </w:tc>
-      </w:tr>
-      <w:tr>
-        <w:tc>
-          <w:tcPr>
-            <w:tcW w:type="dxa" w:w="3456"/>
-            <w:shd w:fill="F7F5F0"/>
-            <w:tcBorders>
-              <w:top w:val="single" w:sz="8" w:color="D0DCDC"/>
-              <w:left w:val="single" w:sz="8" w:color="D0DCDC"/>
-              <w:bottom w:val="single" w:sz="8" w:color="D0DCDC"/>
-              <w:right w:val="single" w:sz="8" w:color="D0DCDC"/>
-            </w:tcBorders>
-          </w:tcPr>
-          <w:p>
-            <w:r/>
-            <w:r>
-              <w:rPr>
-                <w:rFonts w:ascii="Calibri" w:hAnsi="Calibri" w:eastAsia="Calibri"/>
-                <w:b w:val="0"/>
-                <w:i w:val="0"/>
-                <w:color w:val="1E2F38"/>
-                <w:sz w:val="20"/>
-              </w:rPr>
-              <w:t>No-code practical AI</w:t>
-            </w:r>
-          </w:p>
-        </w:tc>
-        <w:tc>
-          <w:tcPr>
-            <w:tcW w:type="dxa" w:w="5760"/>
-            <w:shd w:fill="F7F5F0"/>
-            <w:tcBorders>
-              <w:top w:val="single" w:sz="8" w:color="D0DCDC"/>
-              <w:left w:val="single" w:sz="8" w:color="D0DCDC"/>
-              <w:bottom w:val="single" w:sz="8" w:color="D0DCDC"/>
-              <w:right w:val="single" w:sz="8" w:color="D0DCDC"/>
-            </w:tcBorders>
-          </w:tcPr>
-          <w:p>
-            <w:r/>
-            <w:r>
-              <w:rPr>
-                <w:rFonts w:ascii="Calibri" w:hAnsi="Calibri" w:eastAsia="Calibri"/>
-                <w:b w:val="0"/>
-                <w:i w:val="0"/>
-                <w:color w:val="1E2F38"/>
-                <w:sz w:val="20"/>
-              </w:rPr>
-              <w:t>We will ship a usable project for community health</w:t>
-            </w:r>
-          </w:p>
-        </w:tc>
-      </w:tr>
-      <w:tr>
-        <w:tc>
-          <w:tcPr>
-            <w:tcW w:type="dxa" w:w="3456"/>
-            <w:tcBorders>
-              <w:top w:val="single" w:sz="8" w:color="D0DCDC"/>
-              <w:left w:val="single" w:sz="8" w:color="D0DCDC"/>
-              <w:bottom w:val="single" w:sz="8" w:color="D0DCDC"/>
-              <w:right w:val="single" w:sz="8" w:color="D0DCDC"/>
-            </w:tcBorders>
-          </w:tcPr>
-          <w:p>
-            <w:r/>
-            <w:r>
-              <w:rPr>
-                <w:rFonts w:ascii="Calibri" w:hAnsi="Calibri" w:eastAsia="Calibri"/>
-                <w:b w:val="0"/>
-                <w:i w:val="0"/>
-                <w:color w:val="1E2F38"/>
-                <w:sz w:val="20"/>
-              </w:rPr>
-              <w:t>Advocacy / civic / responsible AI</w:t>
-            </w:r>
-          </w:p>
-        </w:tc>
-        <w:tc>
-          <w:tcPr>
-            <w:tcW w:type="dxa" w:w="5760"/>
-            <w:tcBorders>
-              <w:top w:val="single" w:sz="8" w:color="D0DCDC"/>
-              <w:left w:val="single" w:sz="8" w:color="D0DCDC"/>
-              <w:bottom w:val="single" w:sz="8" w:color="D0DCDC"/>
-              <w:right w:val="single" w:sz="8" w:color="D0DCDC"/>
-            </w:tcBorders>
-          </w:tcPr>
-          <w:p>
-            <w:r/>
-            <w:r>
-              <w:rPr>
-                <w:rFonts w:ascii="Calibri" w:hAnsi="Calibri" w:eastAsia="Calibri"/>
-                <w:b w:val="0"/>
-                <w:i w:val="0"/>
-                <w:color w:val="1E2F38"/>
-                <w:sz w:val="20"/>
-              </w:rPr>
-              <w:t>Health equity and gender-responsive product design</w:t>
-            </w:r>
-          </w:p>
-        </w:tc>
-      </w:tr>
-      <w:tr>
-        <w:tc>
-          <w:tcPr>
-            <w:tcW w:type="dxa" w:w="3456"/>
-            <w:shd w:fill="F7F5F0"/>
-            <w:tcBorders>
-              <w:top w:val="single" w:sz="8" w:color="D0DCDC"/>
-              <w:left w:val="single" w:sz="8" w:color="D0DCDC"/>
-              <w:bottom w:val="single" w:sz="8" w:color="D0DCDC"/>
-              <w:right w:val="single" w:sz="8" w:color="D0DCDC"/>
-            </w:tcBorders>
-          </w:tcPr>
-          <w:p>
-            <w:r/>
-            <w:r>
-              <w:rPr>
-                <w:rFonts w:ascii="Calibri" w:hAnsi="Calibri" w:eastAsia="Calibri"/>
-                <w:b w:val="0"/>
-                <w:i w:val="0"/>
-                <w:color w:val="1E2F38"/>
-                <w:sz w:val="20"/>
-              </w:rPr>
-              <w:t>~4 hours weekly</w:t>
-            </w:r>
-          </w:p>
-        </w:tc>
-        <w:tc>
-          <w:tcPr>
-            <w:tcW w:type="dxa" w:w="5760"/>
-            <w:shd w:fill="F7F5F0"/>
-            <w:tcBorders>
-              <w:top w:val="single" w:sz="8" w:color="D0DCDC"/>
-              <w:left w:val="single" w:sz="8" w:color="D0DCDC"/>
-              <w:bottom w:val="single" w:sz="8" w:color="D0DCDC"/>
-              <w:right w:val="single" w:sz="8" w:color="D0DCDC"/>
-            </w:tcBorders>
-          </w:tcPr>
-          <w:p>
-            <w:r/>
-            <w:r>
-              <w:rPr>
-                <w:rFonts w:ascii="Calibri" w:hAnsi="Calibri" w:eastAsia="Calibri"/>
-                <w:b w:val="0"/>
-                <w:i w:val="0"/>
-                <w:color w:val="1E2F38"/>
-                <w:sz w:val="20"/>
-              </w:rPr>
-              <w:t>Team can commit alongside FairBanks outreach duties</w:t>
-            </w:r>
-          </w:p>
-        </w:tc>
-      </w:tr>
-    </w:tbl>
-    <w:p/>
-    <w:p>
-      <w:pPr>
-        <w:spacing w:before="280" w:after="100"/>
-      </w:pPr>
-      <w:r>
-        <w:rPr>
-          <w:rFonts w:ascii="Calibri" w:hAnsi="Calibri" w:eastAsia="Calibri"/>
-          <w:b/>
-          <w:i w:val="0"/>
-          <w:color w:val="0A1F2E"/>
-          <w:sz w:val="36"/>
-        </w:rPr>
-        <w:t>6. Why FairBanks Is Ready</w:t>
+        <w:t>4. FCHIP as the field laboratory</w:t>
       </w:r>
     </w:p>
     <w:p>
       <w:pPr>
-        <w:spacing w:before="80" w:after="40"/>
         <w:jc w:val="center"/>
       </w:pPr>
       <w:r>
         <w:drawing>
           <wp:inline xmlns:a="http://schemas.openxmlformats.org/drawingml/2006/main" xmlns:pic="http://schemas.openxmlformats.org/drawingml/2006/picture">
-            <wp:extent cx="4390688" cy="2926080"/>
+            <wp:extent cx="4665106" cy="3108960"/>
             <wp:docPr id="4" name="Picture 4"/>
             <wp:cNvGraphicFramePr>
               <a:graphicFrameLocks noChangeAspect="1"/>
@@ -1698,7 +520,7 @@
               <a:graphicData uri="http://schemas.openxmlformats.org/drawingml/2006/picture">
                 <pic:pic>
                   <pic:nvPicPr>
-                    <pic:cNvPr id="0" name="outreach_facilitator_canopy_01_opt.jpg"/>
+                    <pic:cNvPr id="0" name="data_flow_iso_labeled_opt.jpg"/>
                     <pic:cNvPicPr/>
                   </pic:nvPicPr>
                   <pic:blipFill>
@@ -1710,7 +532,7 @@
                   <pic:spPr>
                     <a:xfrm>
                       <a:off x="0" y="0"/>
-                      <a:ext cx="4390688" cy="2926080"/>
+                      <a:ext cx="4665106" cy="3108960"/>
                     </a:xfrm>
                     <a:prstGeom prst="rect"/>
                   </pic:spPr>
@@ -1723,7 +545,7 @@
     </w:p>
     <w:p>
       <w:pPr>
-        <w:spacing w:after="200" w:before="40" w:line="288" w:lineRule="auto"/>
+        <w:spacing w:after="200" w:line="293" w:lineRule="auto"/>
         <w:jc w:val="center"/>
       </w:pPr>
       <w:r>
@@ -1734,13 +556,12 @@
           <w:color w:val="3A4A54"/>
           <w:sz w:val="18"/>
         </w:rPr>
-        <w:t>Live outreach in Kampala-area communities</w:t>
+        <w:t>Community signals → FCHIP → gender-aware decision support</w:t>
       </w:r>
     </w:p>
     <w:p>
       <w:pPr>
         <w:pStyle w:val="ListBullet"/>
-        <w:spacing w:after="60"/>
       </w:pPr>
       <w:r>
         <w:rPr>
@@ -1750,13 +571,12 @@
           <w:color w:val="1E2F38"/>
           <w:sz w:val="22"/>
         </w:rPr>
-        <w:t>Functioning FairBanks Medical Centre with clinic, pharmacy, and diagnostics</w:t>
+        <w:t>Live medical centre and outreach generating structured maternal and adolescent touchpoints</w:t>
       </w:r>
     </w:p>
     <w:p>
       <w:pPr>
         <w:pStyle w:val="ListBullet"/>
-        <w:spacing w:after="60"/>
       </w:pPr>
       <w:r>
         <w:rPr>
@@ -1766,13 +586,12 @@
           <w:color w:val="1E2F38"/>
           <w:sz w:val="22"/>
         </w:rPr>
-        <w:t>Active Community Reach outreach in Bukoto, Kyebando, Kisaasi, Kamwokya, Kikaaya</w:t>
+        <w:t>CHW/VHT networks for ethical follow-up — technology never replaces human care</w:t>
       </w:r>
     </w:p>
     <w:p>
       <w:pPr>
         <w:pStyle w:val="ListBullet"/>
-        <w:spacing w:after="60"/>
       </w:pPr>
       <w:r>
         <w:rPr>
@@ -1782,60 +601,12 @@
           <w:color w:val="1E2F38"/>
           <w:sz w:val="22"/>
         </w:rPr>
-        <w:t>Trusted CHW and VHT relationships for household visits and referrals</w:t>
+        <w:t>Dashboards that can be audited for bias across age, gender, and neighbourhood</w:t>
       </w:r>
     </w:p>
     <w:p>
       <w:pPr>
-        <w:pStyle w:val="ListBullet"/>
-        <w:spacing w:after="60"/>
-      </w:pPr>
-      <w:r>
-        <w:rPr>
-          <w:rFonts w:ascii="Calibri" w:hAnsi="Calibri" w:eastAsia="Calibri"/>
-          <w:b w:val="0"/>
-          <w:i w:val="0"/>
-          <w:color w:val="1E2F38"/>
-          <w:sz w:val="22"/>
-        </w:rPr>
-        <w:t>Live programmes: maternal &amp; child health, Gericare, chronic-disease screening</w:t>
-      </w:r>
-    </w:p>
-    <w:p>
-      <w:pPr>
-        <w:pStyle w:val="ListBullet"/>
-        <w:spacing w:after="60"/>
-      </w:pPr>
-      <w:r>
-        <w:rPr>
-          <w:rFonts w:ascii="Calibri" w:hAnsi="Calibri" w:eastAsia="Calibri"/>
-          <w:b w:val="0"/>
-          <w:i w:val="0"/>
-          <w:color w:val="1E2F38"/>
-          <w:sz w:val="22"/>
-        </w:rPr>
-        <w:t>Digital health records and outreach data ready to feed FCHIP</w:t>
-      </w:r>
-    </w:p>
-    <w:p>
-      <w:pPr>
-        <w:pStyle w:val="ListBullet"/>
-        <w:spacing w:after="60"/>
-      </w:pPr>
-      <w:r>
-        <w:rPr>
-          <w:rFonts w:ascii="Calibri" w:hAnsi="Calibri" w:eastAsia="Calibri"/>
-          <w:b w:val="0"/>
-          <w:i w:val="0"/>
-          <w:color w:val="1E2F38"/>
-          <w:sz w:val="22"/>
-        </w:rPr>
-        <w:t>Research and partnership mindset for ethical, evidence-based scale</w:t>
-      </w:r>
-    </w:p>
-    <w:p>
-      <w:pPr>
-        <w:spacing w:before="280" w:after="100"/>
+        <w:spacing w:before="280" w:after="120"/>
       </w:pPr>
       <w:r>
         <w:rPr>
@@ -1843,382 +614,19 @@
           <w:b/>
           <w:i w:val="0"/>
           <w:color w:val="0A1F2E"/>
-          <w:sz w:val="36"/>
+          <w:sz w:val="40"/>
         </w:rPr>
-        <w:t>7. Proposed Plan</w:t>
+        <w:t>5. Ethics, bias, and inclusion commitments</w:t>
       </w:r>
     </w:p>
     <w:p>
       <w:pPr>
-        <w:pStyle w:val="ListBullet"/>
-        <w:spacing w:after="60"/>
-      </w:pPr>
-      <w:r>
-        <w:rPr>
-          <w:rFonts w:ascii="Calibri" w:hAnsi="Calibri" w:eastAsia="Calibri"/>
-          <w:b w:val="0"/>
-          <w:i w:val="0"/>
-          <w:color w:val="1E2F38"/>
-          <w:sz w:val="22"/>
-        </w:rPr>
-        <w:t>Complete all 12 weeks (Aug–Oct 2026) with full attendance</w:t>
-      </w:r>
-    </w:p>
-    <w:p>
-      <w:pPr>
-        <w:pStyle w:val="ListBullet"/>
-        <w:spacing w:after="60"/>
-      </w:pPr>
-      <w:r>
-        <w:rPr>
-          <w:rFonts w:ascii="Calibri" w:hAnsi="Calibri" w:eastAsia="Calibri"/>
-          <w:b w:val="0"/>
-          <w:i w:val="0"/>
-          <w:color w:val="1E2F38"/>
-          <w:sz w:val="22"/>
-        </w:rPr>
-        <w:t>Build a gender-responsive AI project tied to maternal / adolescent use cases</w:t>
-      </w:r>
-    </w:p>
-    <w:p>
-      <w:pPr>
-        <w:pStyle w:val="ListBullet"/>
-        <w:spacing w:after="60"/>
-      </w:pPr>
-      <w:r>
-        <w:rPr>
-          <w:rFonts w:ascii="Calibri" w:hAnsi="Calibri" w:eastAsia="Calibri"/>
-          <w:b w:val="0"/>
-          <w:i w:val="0"/>
-          <w:color w:val="1E2F38"/>
-          <w:sz w:val="22"/>
-        </w:rPr>
-        <w:t>Present findings to FairBanks clinical and CHW leads for adoption</w:t>
-      </w:r>
-    </w:p>
-    <w:p>
-      <w:pPr>
-        <w:pStyle w:val="ListBullet"/>
-        <w:spacing w:after="60"/>
-      </w:pPr>
-      <w:r>
-        <w:rPr>
-          <w:rFonts w:ascii="Calibri" w:hAnsi="Calibri" w:eastAsia="Calibri"/>
-          <w:b w:val="0"/>
-          <w:i w:val="0"/>
-          <w:color w:val="1E2F38"/>
-          <w:sz w:val="22"/>
-        </w:rPr>
-        <w:t>Share learnings back with UN Women alumni channels where useful</w:t>
-      </w:r>
-    </w:p>
-    <w:p>
-      <w:pPr>
-        <w:spacing w:before="280" w:after="100"/>
-      </w:pPr>
-      <w:r>
-        <w:rPr>
-          <w:rFonts w:ascii="Calibri" w:hAnsi="Calibri" w:eastAsia="Calibri"/>
-          <w:b/>
-          <w:i w:val="0"/>
-          <w:color w:val="0A1F2E"/>
-          <w:sz w:val="36"/>
-        </w:rPr>
-        <w:t>8. Risks &amp; Safeguards</w:t>
-      </w:r>
-    </w:p>
-    <w:tbl>
-      <w:tblPr>
-        <w:tblW w:type="auto" w:w="0"/>
-        <w:jc w:val="center"/>
-        <w:tblLook w:firstColumn="1" w:firstRow="1" w:lastColumn="0" w:lastRow="0" w:noHBand="0" w:noVBand="1" w:val="04A0"/>
-      </w:tblPr>
-      <w:tblGrid>
-        <w:gridCol w:w="4896"/>
-        <w:gridCol w:w="4896"/>
-      </w:tblGrid>
-      <w:tr>
-        <w:tc>
-          <w:tcPr>
-            <w:tcW w:type="dxa" w:w="3456"/>
-            <w:shd w:fill="0D6E6E"/>
-            <w:tcBorders>
-              <w:top w:val="single" w:sz="8" w:color="0D6E6E"/>
-              <w:left w:val="single" w:sz="8" w:color="0D6E6E"/>
-              <w:bottom w:val="single" w:sz="8" w:color="0D6E6E"/>
-              <w:right w:val="single" w:sz="8" w:color="0D6E6E"/>
-            </w:tcBorders>
-          </w:tcPr>
-          <w:p>
-            <w:r/>
-            <w:r>
-              <w:rPr>
-                <w:rFonts w:ascii="Calibri" w:hAnsi="Calibri" w:eastAsia="Calibri"/>
-                <w:b/>
-                <w:i w:val="0"/>
-                <w:color w:val="FFFFFF"/>
-                <w:sz w:val="20"/>
-              </w:rPr>
-              <w:t>Risk</w:t>
-            </w:r>
-          </w:p>
-        </w:tc>
-        <w:tc>
-          <w:tcPr>
-            <w:tcW w:type="dxa" w:w="5760"/>
-            <w:shd w:fill="0D6E6E"/>
-            <w:tcBorders>
-              <w:top w:val="single" w:sz="8" w:color="0D6E6E"/>
-              <w:left w:val="single" w:sz="8" w:color="0D6E6E"/>
-              <w:bottom w:val="single" w:sz="8" w:color="0D6E6E"/>
-              <w:right w:val="single" w:sz="8" w:color="0D6E6E"/>
-            </w:tcBorders>
-          </w:tcPr>
-          <w:p>
-            <w:r/>
-            <w:r>
-              <w:rPr>
-                <w:rFonts w:ascii="Calibri" w:hAnsi="Calibri" w:eastAsia="Calibri"/>
-                <w:b/>
-                <w:i w:val="0"/>
-                <w:color w:val="FFFFFF"/>
-                <w:sz w:val="20"/>
-              </w:rPr>
-              <w:t>Mitigation</w:t>
-            </w:r>
-          </w:p>
-        </w:tc>
-      </w:tr>
-      <w:tr>
-        <w:tc>
-          <w:tcPr>
-            <w:tcW w:type="dxa" w:w="3456"/>
-            <w:tcBorders>
-              <w:top w:val="single" w:sz="8" w:color="D0DCDC"/>
-              <w:left w:val="single" w:sz="8" w:color="D0DCDC"/>
-              <w:bottom w:val="single" w:sz="8" w:color="D0DCDC"/>
-              <w:right w:val="single" w:sz="8" w:color="D0DCDC"/>
-            </w:tcBorders>
-          </w:tcPr>
-          <w:p>
-            <w:r/>
-            <w:r>
-              <w:rPr>
-                <w:rFonts w:ascii="Calibri" w:hAnsi="Calibri" w:eastAsia="Calibri"/>
-                <w:b w:val="0"/>
-                <w:i w:val="0"/>
-                <w:color w:val="1E2F38"/>
-                <w:sz w:val="20"/>
-              </w:rPr>
-              <w:t>Data quality in the field</w:t>
-            </w:r>
-          </w:p>
-        </w:tc>
-        <w:tc>
-          <w:tcPr>
-            <w:tcW w:type="dxa" w:w="5760"/>
-            <w:tcBorders>
-              <w:top w:val="single" w:sz="8" w:color="D0DCDC"/>
-              <w:left w:val="single" w:sz="8" w:color="D0DCDC"/>
-              <w:bottom w:val="single" w:sz="8" w:color="D0DCDC"/>
-              <w:right w:val="single" w:sz="8" w:color="D0DCDC"/>
-            </w:tcBorders>
-          </w:tcPr>
-          <w:p>
-            <w:r/>
-            <w:r>
-              <w:rPr>
-                <w:rFonts w:ascii="Calibri" w:hAnsi="Calibri" w:eastAsia="Calibri"/>
-                <w:b w:val="0"/>
-                <w:i w:val="0"/>
-                <w:color w:val="1E2F38"/>
-                <w:sz w:val="20"/>
-              </w:rPr>
-              <w:t>Structured forms, validation, CHW training and supervision</w:t>
-            </w:r>
-          </w:p>
-        </w:tc>
-      </w:tr>
-      <w:tr>
-        <w:tc>
-          <w:tcPr>
-            <w:tcW w:type="dxa" w:w="3456"/>
-            <w:shd w:fill="F7F5F0"/>
-            <w:tcBorders>
-              <w:top w:val="single" w:sz="8" w:color="D0DCDC"/>
-              <w:left w:val="single" w:sz="8" w:color="D0DCDC"/>
-              <w:bottom w:val="single" w:sz="8" w:color="D0DCDC"/>
-              <w:right w:val="single" w:sz="8" w:color="D0DCDC"/>
-            </w:tcBorders>
-          </w:tcPr>
-          <w:p>
-            <w:r/>
-            <w:r>
-              <w:rPr>
-                <w:rFonts w:ascii="Calibri" w:hAnsi="Calibri" w:eastAsia="Calibri"/>
-                <w:b w:val="0"/>
-                <w:i w:val="0"/>
-                <w:color w:val="1E2F38"/>
-                <w:sz w:val="20"/>
-              </w:rPr>
-              <w:t>Low digital literacy</w:t>
-            </w:r>
-          </w:p>
-        </w:tc>
-        <w:tc>
-          <w:tcPr>
-            <w:tcW w:type="dxa" w:w="5760"/>
-            <w:shd w:fill="F7F5F0"/>
-            <w:tcBorders>
-              <w:top w:val="single" w:sz="8" w:color="D0DCDC"/>
-              <w:left w:val="single" w:sz="8" w:color="D0DCDC"/>
-              <w:bottom w:val="single" w:sz="8" w:color="D0DCDC"/>
-              <w:right w:val="single" w:sz="8" w:color="D0DCDC"/>
-            </w:tcBorders>
-          </w:tcPr>
-          <w:p>
-            <w:r/>
-            <w:r>
-              <w:rPr>
-                <w:rFonts w:ascii="Calibri" w:hAnsi="Calibri" w:eastAsia="Calibri"/>
-                <w:b w:val="0"/>
-                <w:i w:val="0"/>
-                <w:color w:val="1E2F38"/>
-                <w:sz w:val="20"/>
-              </w:rPr>
-              <w:t>Simple offline UX, local-language support, supervised rollout</w:t>
-            </w:r>
-          </w:p>
-        </w:tc>
-      </w:tr>
-      <w:tr>
-        <w:tc>
-          <w:tcPr>
-            <w:tcW w:type="dxa" w:w="3456"/>
-            <w:tcBorders>
-              <w:top w:val="single" w:sz="8" w:color="D0DCDC"/>
-              <w:left w:val="single" w:sz="8" w:color="D0DCDC"/>
-              <w:bottom w:val="single" w:sz="8" w:color="D0DCDC"/>
-              <w:right w:val="single" w:sz="8" w:color="D0DCDC"/>
-            </w:tcBorders>
-          </w:tcPr>
-          <w:p>
-            <w:r/>
-            <w:r>
-              <w:rPr>
-                <w:rFonts w:ascii="Calibri" w:hAnsi="Calibri" w:eastAsia="Calibri"/>
-                <w:b w:val="0"/>
-                <w:i w:val="0"/>
-                <w:color w:val="1E2F38"/>
-                <w:sz w:val="20"/>
-              </w:rPr>
-              <w:t>Privacy and consent</w:t>
-            </w:r>
-          </w:p>
-        </w:tc>
-        <w:tc>
-          <w:tcPr>
-            <w:tcW w:type="dxa" w:w="5760"/>
-            <w:tcBorders>
-              <w:top w:val="single" w:sz="8" w:color="D0DCDC"/>
-              <w:left w:val="single" w:sz="8" w:color="D0DCDC"/>
-              <w:bottom w:val="single" w:sz="8" w:color="D0DCDC"/>
-              <w:right w:val="single" w:sz="8" w:color="D0DCDC"/>
-            </w:tcBorders>
-          </w:tcPr>
-          <w:p>
-            <w:r/>
-            <w:r>
-              <w:rPr>
-                <w:rFonts w:ascii="Calibri" w:hAnsi="Calibri" w:eastAsia="Calibri"/>
-                <w:b w:val="0"/>
-                <w:i w:val="0"/>
-                <w:color w:val="1E2F38"/>
-                <w:sz w:val="20"/>
-              </w:rPr>
-              <w:t>Ethical governance aligned with Uganda data protection rules</w:t>
-            </w:r>
-          </w:p>
-        </w:tc>
-      </w:tr>
-      <w:tr>
-        <w:tc>
-          <w:tcPr>
-            <w:tcW w:type="dxa" w:w="3456"/>
-            <w:shd w:fill="F7F5F0"/>
-            <w:tcBorders>
-              <w:top w:val="single" w:sz="8" w:color="D0DCDC"/>
-              <w:left w:val="single" w:sz="8" w:color="D0DCDC"/>
-              <w:bottom w:val="single" w:sz="8" w:color="D0DCDC"/>
-              <w:right w:val="single" w:sz="8" w:color="D0DCDC"/>
-            </w:tcBorders>
-          </w:tcPr>
-          <w:p>
-            <w:r/>
-            <w:r>
-              <w:rPr>
-                <w:rFonts w:ascii="Calibri" w:hAnsi="Calibri" w:eastAsia="Calibri"/>
-                <w:b w:val="0"/>
-                <w:i w:val="0"/>
-                <w:color w:val="1E2F38"/>
-                <w:sz w:val="20"/>
-              </w:rPr>
-              <w:t>Adoption by partners</w:t>
-            </w:r>
-          </w:p>
-        </w:tc>
-        <w:tc>
-          <w:tcPr>
-            <w:tcW w:type="dxa" w:w="5760"/>
-            <w:shd w:fill="F7F5F0"/>
-            <w:tcBorders>
-              <w:top w:val="single" w:sz="8" w:color="D0DCDC"/>
-              <w:left w:val="single" w:sz="8" w:color="D0DCDC"/>
-              <w:bottom w:val="single" w:sz="8" w:color="D0DCDC"/>
-              <w:right w:val="single" w:sz="8" w:color="D0DCDC"/>
-            </w:tcBorders>
-          </w:tcPr>
-          <w:p>
-            <w:r/>
-            <w:r>
-              <w:rPr>
-                <w:rFonts w:ascii="Calibri" w:hAnsi="Calibri" w:eastAsia="Calibri"/>
-                <w:b w:val="0"/>
-                <w:i w:val="0"/>
-                <w:color w:val="1E2F38"/>
-                <w:sz w:val="20"/>
-              </w:rPr>
-              <w:t>Co-design with CHWs, clinics, and district users from day one</w:t>
-            </w:r>
-          </w:p>
-        </w:tc>
-      </w:tr>
-    </w:tbl>
-    <w:p/>
-    <w:p>
-      <w:pPr>
-        <w:spacing w:before="280" w:after="100"/>
-      </w:pPr>
-      <w:r>
-        <w:rPr>
-          <w:rFonts w:ascii="Calibri" w:hAnsi="Calibri" w:eastAsia="Calibri"/>
-          <w:b/>
-          <w:i w:val="0"/>
-          <w:color w:val="0A1F2E"/>
-          <w:sz w:val="36"/>
-        </w:rPr>
-        <w:t>9. Closing Ask</w:t>
-      </w:r>
-    </w:p>
-    <w:p>
-      <w:pPr>
-        <w:spacing w:before="80" w:after="40"/>
         <w:jc w:val="center"/>
       </w:pPr>
       <w:r>
         <w:drawing>
           <wp:inline xmlns:a="http://schemas.openxmlformats.org/drawingml/2006/main" xmlns:pic="http://schemas.openxmlformats.org/drawingml/2006/picture">
-            <wp:extent cx="4390688" cy="2926080"/>
+            <wp:extent cx="4665106" cy="3108960"/>
             <wp:docPr id="5" name="Picture 5"/>
             <wp:cNvGraphicFramePr>
               <a:graphicFrameLocks noChangeAspect="1"/>
@@ -2227,7 +635,7 @@
               <a:graphicData uri="http://schemas.openxmlformats.org/drawingml/2006/picture">
                 <pic:pic>
                   <pic:nvPicPr>
-                    <pic:cNvPr id="0" name="outreach_audience_full_group_01_opt.jpg"/>
+                    <pic:cNvPr id="0" name="deep_tech_collage_opt.jpg"/>
                     <pic:cNvPicPr/>
                   </pic:nvPicPr>
                   <pic:blipFill>
@@ -2239,7 +647,7 @@
                   <pic:spPr>
                     <a:xfrm>
                       <a:off x="0" y="0"/>
-                      <a:ext cx="4390688" cy="2926080"/>
+                      <a:ext cx="4665106" cy="3108960"/>
                     </a:xfrm>
                     <a:prstGeom prst="rect"/>
                   </pic:spPr>
@@ -2252,7 +660,7 @@
     </w:p>
     <w:p>
       <w:pPr>
-        <w:spacing w:after="200" w:before="40" w:line="288" w:lineRule="auto"/>
+        <w:spacing w:after="200" w:line="293" w:lineRule="auto"/>
         <w:jc w:val="center"/>
       </w:pPr>
       <w:r>
@@ -2263,12 +671,87 @@
           <w:color w:val="3A4A54"/>
           <w:sz w:val="18"/>
         </w:rPr>
-        <w:t>From community needs to lasting health impact</w:t>
+        <w:t>Deep tech with feminist guardrails</w:t>
       </w:r>
     </w:p>
     <w:p>
       <w:pPr>
-        <w:spacing w:after="160" w:before="0" w:line="288" w:lineRule="auto"/>
+        <w:pStyle w:val="ListBullet"/>
+      </w:pPr>
+      <w:r>
+        <w:rPr>
+          <w:rFonts w:ascii="Calibri" w:hAnsi="Calibri" w:eastAsia="Calibri"/>
+          <w:b w:val="0"/>
+          <w:i w:val="0"/>
+          <w:color w:val="1E2F38"/>
+          <w:sz w:val="22"/>
+        </w:rPr>
+        <w:t>No individual public labelling of adolescents; aggregate and CHW-private alerts only</w:t>
+      </w:r>
+    </w:p>
+    <w:p>
+      <w:pPr>
+        <w:pStyle w:val="ListBullet"/>
+      </w:pPr>
+      <w:r>
+        <w:rPr>
+          <w:rFonts w:ascii="Calibri" w:hAnsi="Calibri" w:eastAsia="Calibri"/>
+          <w:b w:val="0"/>
+          <w:i w:val="0"/>
+          <w:color w:val="1E2F38"/>
+          <w:sz w:val="22"/>
+        </w:rPr>
+        <w:t>Community advisory input before any model influences outreach messaging</w:t>
+      </w:r>
+    </w:p>
+    <w:p>
+      <w:pPr>
+        <w:pStyle w:val="ListBullet"/>
+      </w:pPr>
+      <w:r>
+        <w:rPr>
+          <w:rFonts w:ascii="Calibri" w:hAnsi="Calibri" w:eastAsia="Calibri"/>
+          <w:b w:val="0"/>
+          <w:i w:val="0"/>
+          <w:color w:val="1E2F38"/>
+          <w:sz w:val="22"/>
+        </w:rPr>
+        <w:t>Document false positives/negatives transparently for the UN Women cohort</w:t>
+      </w:r>
+    </w:p>
+    <w:p>
+      <w:pPr>
+        <w:pStyle w:val="ListBullet"/>
+      </w:pPr>
+      <w:r>
+        <w:rPr>
+          <w:rFonts w:ascii="Calibri" w:hAnsi="Calibri" w:eastAsia="Calibri"/>
+          <w:b w:val="0"/>
+          <w:i w:val="0"/>
+          <w:color w:val="1E2F38"/>
+          <w:sz w:val="22"/>
+        </w:rPr>
+        <w:t>Align with Uganda Data Protection principles and FairBanks consent practice</w:t>
+      </w:r>
+    </w:p>
+    <w:p>
+      <w:pPr>
+        <w:spacing w:before="280" w:after="120"/>
+      </w:pPr>
+      <w:r>
+        <w:rPr>
+          <w:rFonts w:ascii="Calibri" w:hAnsi="Calibri" w:eastAsia="Calibri"/>
+          <w:b/>
+          <w:i w:val="0"/>
+          <w:color w:val="0A1F2E"/>
+          <w:sz w:val="40"/>
+        </w:rPr>
+        <w:t>6. Learning together — what each side gains</w:t>
+      </w:r>
+    </w:p>
+    <w:p>
+      <w:pPr>
+        <w:spacing w:after="160" w:line="293" w:lineRule="auto"/>
         <w:jc w:val="left"/>
       </w:pPr>
       <w:r>
@@ -2279,13 +762,28 @@
           <w:color w:val="1E2F38"/>
           <w:sz w:val="22"/>
         </w:rPr>
-        <w:t>This School turns AI skill into justice. FairBanks will turn those skills into safer care for women and girls in our communities.</w:t>
+        <w:t>The school strengthens changemakers; FairBanks offers a honest field lab. That exchange is the point.</w:t>
       </w:r>
     </w:p>
     <w:p>
       <w:pPr>
-        <w:spacing w:after="160" w:before="0" w:line="288" w:lineRule="auto"/>
+        <w:spacing w:after="160" w:line="293" w:lineRule="auto"/>
         <w:jc w:val="left"/>
+      </w:pPr>
+      <w:r>
+        <w:rPr>
+          <w:rFonts w:ascii="Calibri" w:hAnsi="Calibri" w:eastAsia="Calibri"/>
+          <w:b/>
+          <w:i w:val="0"/>
+          <w:color w:val="1E2F38"/>
+          <w:sz w:val="22"/>
+        </w:rPr>
+        <w:t>UN Women cohort and faculty gain:</w:t>
+      </w:r>
+    </w:p>
+    <w:p>
+      <w:pPr>
+        <w:pStyle w:val="ListBullet"/>
       </w:pPr>
       <w:r>
         <w:rPr>
@@ -2295,12 +793,158 @@
           <w:color w:val="1E2F38"/>
           <w:sz w:val="22"/>
         </w:rPr>
-        <w:t>We respectfully request places for our eligible young women team members.</w:t>
+        <w:t>A real HealthTech field site with maternal and adolescent programmes</w:t>
       </w:r>
     </w:p>
     <w:p>
       <w:pPr>
-        <w:spacing w:after="160" w:before="160" w:line="288" w:lineRule="auto"/>
+        <w:pStyle w:val="ListBullet"/>
+      </w:pPr>
+      <w:r>
+        <w:rPr>
+          <w:rFonts w:ascii="Calibri" w:hAnsi="Calibri" w:eastAsia="Calibri"/>
+          <w:b w:val="0"/>
+          <w:i w:val="0"/>
+          <w:color w:val="1E2F38"/>
+          <w:sz w:val="22"/>
+        </w:rPr>
+        <w:t>Documented gender-responsive AI design process from Uganda</w:t>
+      </w:r>
+    </w:p>
+    <w:p>
+      <w:pPr>
+        <w:pStyle w:val="ListBullet"/>
+      </w:pPr>
+      <w:r>
+        <w:rPr>
+          <w:rFonts w:ascii="Calibri" w:hAnsi="Calibri" w:eastAsia="Calibri"/>
+          <w:b w:val="0"/>
+          <w:i w:val="0"/>
+          <w:color w:val="1E2F38"/>
+          <w:sz w:val="22"/>
+        </w:rPr>
+        <w:t>Case material linking feminist AI principles to community health</w:t>
+      </w:r>
+    </w:p>
+    <w:p>
+      <w:pPr>
+        <w:spacing w:after="160" w:line="293" w:lineRule="auto"/>
+        <w:jc w:val="left"/>
+      </w:pPr>
+      <w:r>
+        <w:rPr>
+          <w:rFonts w:ascii="Calibri" w:hAnsi="Calibri" w:eastAsia="Calibri"/>
+          <w:b/>
+          <w:i w:val="0"/>
+          <w:color w:val="1E2F38"/>
+          <w:sz w:val="22"/>
+        </w:rPr>
+        <w:t>FairBanks gains:</w:t>
+      </w:r>
+    </w:p>
+    <w:p>
+      <w:pPr>
+        <w:pStyle w:val="ListBullet"/>
+      </w:pPr>
+      <w:r>
+        <w:rPr>
+          <w:rFonts w:ascii="Calibri" w:hAnsi="Calibri" w:eastAsia="Calibri"/>
+          <w:b w:val="0"/>
+          <w:i w:val="0"/>
+          <w:color w:val="1E2F38"/>
+          <w:sz w:val="22"/>
+        </w:rPr>
+        <w:t>Structured feminist AI curriculum and peer changemakers</w:t>
+      </w:r>
+    </w:p>
+    <w:p>
+      <w:pPr>
+        <w:pStyle w:val="ListBullet"/>
+      </w:pPr>
+      <w:r>
+        <w:rPr>
+          <w:rFonts w:ascii="Calibri" w:hAnsi="Calibri" w:eastAsia="Calibri"/>
+          <w:b w:val="0"/>
+          <w:i w:val="0"/>
+          <w:color w:val="1E2F38"/>
+          <w:sz w:val="22"/>
+        </w:rPr>
+        <w:t>Mentorship on bias, safety, and inclusive model design</w:t>
+      </w:r>
+    </w:p>
+    <w:p>
+      <w:pPr>
+        <w:pStyle w:val="ListBullet"/>
+      </w:pPr>
+      <w:r>
+        <w:rPr>
+          <w:rFonts w:ascii="Calibri" w:hAnsi="Calibri" w:eastAsia="Calibri"/>
+          <w:b w:val="0"/>
+          <w:i w:val="0"/>
+          <w:color w:val="1E2F38"/>
+          <w:sz w:val="22"/>
+        </w:rPr>
+        <w:t>Continental network to stress-test FCHIP ethics and narrative</w:t>
+      </w:r>
+    </w:p>
+    <w:p>
+      <w:pPr>
+        <w:jc w:val="center"/>
+      </w:pPr>
+      <w:r>
+        <w:drawing>
+          <wp:inline xmlns:a="http://schemas.openxmlformats.org/drawingml/2006/main" xmlns:pic="http://schemas.openxmlformats.org/drawingml/2006/picture">
+            <wp:extent cx="4663440" cy="3108960"/>
+            <wp:docPr id="6" name="Picture 6"/>
+            <wp:cNvGraphicFramePr>
+              <a:graphicFrameLocks noChangeAspect="1"/>
+            </wp:cNvGraphicFramePr>
+            <a:graphic>
+              <a:graphicData uri="http://schemas.openxmlformats.org/drawingml/2006/picture">
+                <pic:pic>
+                  <pic:nvPicPr>
+                    <pic:cNvPr id="0" name="outreach_hands_raised_01_opt.jpg"/>
+                    <pic:cNvPicPr/>
+                  </pic:nvPicPr>
+                  <pic:blipFill>
+                    <a:blip r:embed="rId14"/>
+                    <a:stretch>
+                      <a:fillRect/>
+                    </a:stretch>
+                  </pic:blipFill>
+                  <pic:spPr>
+                    <a:xfrm>
+                      <a:off x="0" y="0"/>
+                      <a:ext cx="4663440" cy="3108960"/>
+                    </a:xfrm>
+                    <a:prstGeom prst="rect"/>
+                  </pic:spPr>
+                </pic:pic>
+              </a:graphicData>
+            </a:graphic>
+          </wp:inline>
+        </w:drawing>
+      </w:r>
+    </w:p>
+    <w:p>
+      <w:pPr>
+        <w:spacing w:after="200" w:line="293" w:lineRule="auto"/>
+        <w:jc w:val="center"/>
+      </w:pPr>
+      <w:r>
+        <w:rPr>
+          <w:rFonts w:ascii="Calibri" w:hAnsi="Calibri" w:eastAsia="Calibri"/>
+          <w:b w:val="0"/>
+          <w:i/>
+          <w:color w:val="3A4A54"/>
+          <w:sz w:val="18"/>
+        </w:rPr>
+        <w:t>Participatory health AI — led with communities</w:t>
+      </w:r>
+    </w:p>
+    <w:p>
+      <w:pPr>
+        <w:spacing w:after="160" w:line="293" w:lineRule="auto"/>
         <w:jc w:val="center"/>
       </w:pPr>
       <w:r>
@@ -2316,7 +960,7 @@
     </w:p>
     <w:p>
       <w:pPr>
-        <w:spacing w:after="160" w:before="160" w:line="288" w:lineRule="auto"/>
+        <w:spacing w:after="160" w:line="293" w:lineRule="auto"/>
         <w:jc w:val="center"/>
       </w:pPr>
       <w:r>
@@ -2327,7 +971,7 @@
           <w:color w:val="3A4A54"/>
           <w:sz w:val="16"/>
         </w:rPr>
-        <w:t>Aligned with: https://opportunitiesforyouth.org/2026/07/16/ai-for-gender-equality-un-women-ai-school-opens-for-changemakers/</w:t>
+        <w:t>Source: https://opportunitiesforyouth.org/2026/07/16/ai-for-gender-equality-un-women-ai-school-opens-for-changemakers/</w:t>
       </w:r>
     </w:p>
     <w:sectPr>
